--- a/docs/AgriPulse-Deployment-Error-Report.docx
+++ b/docs/AgriPulse-Deployment-Error-Report.docx
@@ -194,7 +194,7 @@
     </w:p>
     <w:p>
       <w:r>
-        <w:t xml:space="preserve">The first deployment of AgriPulse met ten errors before everything worked. Each failure is described below: the error, its </w:t>
+        <w:t xml:space="preserve">The first deployment of AgriPulse met thirteen errors before everything worked. Each failure is described below: the error, its </w:t>
       </w:r>
       <w:r>
         <w:rPr>
@@ -1347,7 +1347,7 @@
               <w:rPr>
                 <w:sz w:val="17"/>
               </w:rPr>
-              <w:t>local only</w:t>
+              <w:t>web (observe)</w:t>
             </w:r>
           </w:p>
         </w:tc>
@@ -1362,9 +1362,11 @@
             </w:pPr>
             <w:r>
               <w:rPr>
-                <w:sz w:val="17"/>
-              </w:rPr>
-              <w:t>Terraform provider plugins fail to start</w:t>
+                <w:rFonts w:ascii="Consolas" w:hAnsi="Consolas" w:eastAsia="Consolas"/>
+                <w:color w:val="B3261E"/>
+                <w:sz w:val="15"/>
+              </w:rPr>
+              <w:t>rollouts.argoproj.io "agripulse-web" not found</w:t>
             </w:r>
           </w:p>
         </w:tc>
@@ -1381,7 +1383,7 @@
               <w:rPr>
                 <w:sz w:val="17"/>
               </w:rPr>
-              <w:t>Local antivirus removes provider executables</w:t>
+              <w:t>Doomed first sync of the placeholder tag blocks the real commit</w:t>
             </w:r>
           </w:p>
         </w:tc>
@@ -1389,6 +1391,265 @@
           <w:tcPr>
             <w:tcW w:type="dxa" w:w="2381"/>
             <w:shd w:val="clear" w:color="auto" w:fill="F7F8FA"/>
+          </w:tcPr>
+          <w:p>
+            <w:pPr>
+              <w:spacing w:after="40"/>
+            </w:pPr>
+            <w:r>
+              <w:rPr>
+                <w:sz w:val="17"/>
+              </w:rPr>
+              <w:t>No render without an image; stale syncs ended</w:t>
+            </w:r>
+          </w:p>
+        </w:tc>
+      </w:tr>
+      <w:tr>
+        <w:tc>
+          <w:tcPr>
+            <w:tcW w:type="dxa" w:w="453"/>
+          </w:tcPr>
+          <w:p>
+            <w:pPr>
+              <w:spacing w:after="40"/>
+            </w:pPr>
+            <w:r>
+              <w:rPr>
+                <w:sz w:val="17"/>
+              </w:rPr>
+              <w:t>11</w:t>
+            </w:r>
+          </w:p>
+        </w:tc>
+        <w:tc>
+          <w:tcPr>
+            <w:tcW w:type="dxa" w:w="1247"/>
+          </w:tcPr>
+          <w:p>
+            <w:pPr>
+              <w:spacing w:after="40"/>
+            </w:pPr>
+            <w:r>
+              <w:rPr>
+                <w:sz w:val="17"/>
+              </w:rPr>
+              <w:t>web, incident-blog</w:t>
+            </w:r>
+          </w:p>
+        </w:tc>
+        <w:tc>
+          <w:tcPr>
+            <w:tcW w:type="dxa" w:w="2721"/>
+          </w:tcPr>
+          <w:p>
+            <w:pPr>
+              <w:spacing w:after="40"/>
+            </w:pPr>
+            <w:r>
+              <w:rPr>
+                <w:sz w:val="17"/>
+              </w:rPr>
+              <w:t>Argo CD OutOfSync forever (Deployments)</w:t>
+            </w:r>
+          </w:p>
+        </w:tc>
+        <w:tc>
+          <w:tcPr>
+            <w:tcW w:type="dxa" w:w="2608"/>
+          </w:tcPr>
+          <w:p>
+            <w:pPr>
+              <w:spacing w:after="40"/>
+            </w:pPr>
+            <w:r>
+              <w:rPr>
+                <w:sz w:val="17"/>
+              </w:rPr>
+              <w:t>Kyverno pins the digest that Git does not have</w:t>
+            </w:r>
+          </w:p>
+        </w:tc>
+        <w:tc>
+          <w:tcPr>
+            <w:tcW w:type="dxa" w:w="2381"/>
+          </w:tcPr>
+          <w:p>
+            <w:pPr>
+              <w:spacing w:after="40"/>
+            </w:pPr>
+            <w:r>
+              <w:rPr>
+                <w:sz w:val="17"/>
+              </w:rPr>
+              <w:t>The pipeline commits tag + digest</w:t>
+            </w:r>
+          </w:p>
+        </w:tc>
+      </w:tr>
+      <w:tr>
+        <w:tc>
+          <w:tcPr>
+            <w:tcW w:type="dxa" w:w="453"/>
+            <w:shd w:val="clear" w:color="auto" w:fill="F7F8FA"/>
+          </w:tcPr>
+          <w:p>
+            <w:pPr>
+              <w:spacing w:after="40"/>
+            </w:pPr>
+            <w:r>
+              <w:rPr>
+                <w:sz w:val="17"/>
+              </w:rPr>
+              <w:t>12</w:t>
+            </w:r>
+          </w:p>
+        </w:tc>
+        <w:tc>
+          <w:tcPr>
+            <w:tcW w:type="dxa" w:w="1247"/>
+            <w:shd w:val="clear" w:color="auto" w:fill="F7F8FA"/>
+          </w:tcPr>
+          <w:p>
+            <w:pPr>
+              <w:spacing w:after="40"/>
+            </w:pPr>
+            <w:r>
+              <w:rPr>
+                <w:sz w:val="17"/>
+              </w:rPr>
+              <w:t>web (observe)</w:t>
+            </w:r>
+          </w:p>
+        </w:tc>
+        <w:tc>
+          <w:tcPr>
+            <w:tcW w:type="dxa" w:w="2721"/>
+            <w:shd w:val="clear" w:color="auto" w:fill="F7F8FA"/>
+          </w:tcPr>
+          <w:p>
+            <w:pPr>
+              <w:spacing w:after="40"/>
+            </w:pPr>
+            <w:r>
+              <w:rPr>
+                <w:rFonts w:ascii="Consolas" w:hAnsi="Consolas" w:eastAsia="Consolas"/>
+                <w:color w:val="B3261E"/>
+                <w:sz w:val="15"/>
+              </w:rPr>
+              <w:t>/readyz</w:t>
+            </w:r>
+            <w:r>
+              <w:rPr>
+                <w:sz w:val="17"/>
+              </w:rPr>
+              <w:t xml:space="preserve"> 503: database "agripulse" does not exist</w:t>
+            </w:r>
+          </w:p>
+        </w:tc>
+        <w:tc>
+          <w:tcPr>
+            <w:tcW w:type="dxa" w:w="2608"/>
+            <w:shd w:val="clear" w:color="auto" w:fill="F7F8FA"/>
+          </w:tcPr>
+          <w:p>
+            <w:pPr>
+              <w:spacing w:after="40"/>
+            </w:pPr>
+            <w:r>
+              <w:rPr>
+                <w:sz w:val="17"/>
+              </w:rPr>
+              <w:t>Two lists of database names drifted apart</w:t>
+            </w:r>
+          </w:p>
+        </w:tc>
+        <w:tc>
+          <w:tcPr>
+            <w:tcW w:type="dxa" w:w="2381"/>
+            <w:shd w:val="clear" w:color="auto" w:fill="F7F8FA"/>
+          </w:tcPr>
+          <w:p>
+            <w:pPr>
+              <w:spacing w:after="40"/>
+            </w:pPr>
+            <w:r>
+              <w:rPr>
+                <w:sz w:val="17"/>
+              </w:rPr>
+              <w:t>One list in Terraform; render-time check</w:t>
+            </w:r>
+          </w:p>
+        </w:tc>
+      </w:tr>
+      <w:tr>
+        <w:tc>
+          <w:tcPr>
+            <w:tcW w:type="dxa" w:w="453"/>
+          </w:tcPr>
+          <w:p>
+            <w:pPr>
+              <w:spacing w:after="40"/>
+            </w:pPr>
+            <w:r>
+              <w:rPr>
+                <w:sz w:val="17"/>
+              </w:rPr>
+              <w:t>13</w:t>
+            </w:r>
+          </w:p>
+        </w:tc>
+        <w:tc>
+          <w:tcPr>
+            <w:tcW w:type="dxa" w:w="1247"/>
+          </w:tcPr>
+          <w:p>
+            <w:pPr>
+              <w:spacing w:after="40"/>
+            </w:pPr>
+            <w:r>
+              <w:rPr>
+                <w:sz w:val="17"/>
+              </w:rPr>
+              <w:t>local only</w:t>
+            </w:r>
+          </w:p>
+        </w:tc>
+        <w:tc>
+          <w:tcPr>
+            <w:tcW w:type="dxa" w:w="2721"/>
+          </w:tcPr>
+          <w:p>
+            <w:pPr>
+              <w:spacing w:after="40"/>
+            </w:pPr>
+            <w:r>
+              <w:rPr>
+                <w:sz w:val="17"/>
+              </w:rPr>
+              <w:t>Terraform provider plugins fail to start</w:t>
+            </w:r>
+          </w:p>
+        </w:tc>
+        <w:tc>
+          <w:tcPr>
+            <w:tcW w:type="dxa" w:w="2608"/>
+          </w:tcPr>
+          <w:p>
+            <w:pPr>
+              <w:spacing w:after="40"/>
+            </w:pPr>
+            <w:r>
+              <w:rPr>
+                <w:sz w:val="17"/>
+              </w:rPr>
+              <w:t>Local antivirus removes provider executables</w:t>
+            </w:r>
+          </w:p>
+        </w:tc>
+        <w:tc>
+          <w:tcPr>
+            <w:tcW w:type="dxa" w:w="2381"/>
           </w:tcPr>
           <w:p>
             <w:pPr>
@@ -5100,6 +5361,1342 @@
                 <w:sz w:val="19"/>
               </w:rPr>
               <w:t>pip-audit, run exactly as the pipeline runs it, finds no known vulnerabilities in all three apps; a hash-verified download of certifi 2026.10.19 succeeds; the Dependabot file passes the official schema.</w:t>
+            </w:r>
+          </w:p>
+        </w:tc>
+      </w:tr>
+    </w:tbl>
+    <w:p/>
+    <w:p>
+      <w:pPr>
+        <w:pStyle w:val="Heading2"/>
+      </w:pPr>
+      <w:r>
+        <w:t>10. The Rollout never appears (observe waits)</w:t>
+      </w:r>
+    </w:p>
+    <w:tbl>
+      <w:tblPr>
+        <w:tblStyle w:val="TableGrid"/>
+        <w:tblW w:type="auto" w:w="0"/>
+        <w:jc w:val="center"/>
+        <w:tblLayout w:type="fixed"/>
+        <w:tblLook w:firstColumn="1" w:firstRow="1" w:lastColumn="0" w:lastRow="0" w:noHBand="0" w:noVBand="1" w:val="04A0"/>
+        <w:tblLayout w:type="fixed"/>
+      </w:tblPr>
+      <w:tblGrid>
+        <w:gridCol w:w="1927"/>
+        <w:gridCol w:w="7484"/>
+      </w:tblGrid>
+      <w:tr>
+        <w:trPr>
+          <w:tblHeader w:val="true"/>
+        </w:trPr>
+        <w:tc>
+          <w:tcPr>
+            <w:tcW w:type="dxa" w:w="1927"/>
+            <w:shd w:val="clear" w:color="auto" w:fill="232F3E"/>
+          </w:tcPr>
+          <w:p>
+            <w:pPr>
+              <w:spacing w:after="40"/>
+            </w:pPr>
+            <w:r>
+              <w:rPr>
+                <w:b/>
+                <w:color w:val="FFFFFF"/>
+                <w:sz w:val="19"/>
+              </w:rPr>
+            </w:r>
+          </w:p>
+        </w:tc>
+        <w:tc>
+          <w:tcPr>
+            <w:tcW w:type="dxa" w:w="7484"/>
+            <w:shd w:val="clear" w:color="auto" w:fill="232F3E"/>
+          </w:tcPr>
+          <w:p>
+            <w:pPr>
+              <w:spacing w:after="40"/>
+            </w:pPr>
+            <w:r>
+              <w:rPr>
+                <w:b/>
+                <w:color w:val="FFFFFF"/>
+                <w:sz w:val="19"/>
+              </w:rPr>
+              <w:t>Detail</w:t>
+            </w:r>
+          </w:p>
+        </w:tc>
+      </w:tr>
+      <w:tr>
+        <w:tc>
+          <w:tcPr>
+            <w:tcW w:type="dxa" w:w="1927"/>
+          </w:tcPr>
+          <w:p>
+            <w:pPr>
+              <w:spacing w:after="40"/>
+            </w:pPr>
+            <w:r>
+              <w:rPr>
+                <w:sz w:val="19"/>
+              </w:rPr>
+              <w:t>Error</w:t>
+            </w:r>
+          </w:p>
+        </w:tc>
+        <w:tc>
+          <w:tcPr>
+            <w:tcW w:type="dxa" w:w="7484"/>
+          </w:tcPr>
+          <w:p>
+            <w:pPr>
+              <w:spacing w:after="40"/>
+            </w:pPr>
+            <w:r>
+              <w:rPr>
+                <w:rFonts w:ascii="Consolas" w:hAnsi="Consolas" w:eastAsia="Consolas"/>
+                <w:color w:val="B3261E"/>
+                <w:sz w:val="17"/>
+              </w:rPr>
+              <w:t>Error from server (NotFound): rollouts.argoproj.io "agripulse-web" not found</w:t>
+            </w:r>
+            <w:r>
+              <w:rPr>
+                <w:sz w:val="19"/>
+              </w:rPr>
+              <w:t xml:space="preserve">, repeated by the </w:t>
+            </w:r>
+            <w:r>
+              <w:rPr>
+                <w:rFonts w:ascii="Consolas" w:hAnsi="Consolas" w:eastAsia="Consolas"/>
+                <w:color w:val="B3261E"/>
+                <w:sz w:val="17"/>
+              </w:rPr>
+              <w:t>observe</w:t>
+            </w:r>
+            <w:r>
+              <w:rPr>
+                <w:sz w:val="19"/>
+              </w:rPr>
+              <w:t xml:space="preserve"> job while </w:t>
+            </w:r>
+            <w:r>
+              <w:rPr>
+                <w:rFonts w:ascii="Consolas" w:hAnsi="Consolas" w:eastAsia="Consolas"/>
+                <w:color w:val="B3261E"/>
+                <w:sz w:val="17"/>
+              </w:rPr>
+              <w:t>waiting for Argo CD to apply r7-...</w:t>
+            </w:r>
+          </w:p>
+        </w:tc>
+      </w:tr>
+      <w:tr>
+        <w:tc>
+          <w:tcPr>
+            <w:tcW w:type="dxa" w:w="1927"/>
+            <w:shd w:val="clear" w:color="auto" w:fill="F7F8FA"/>
+          </w:tcPr>
+          <w:p>
+            <w:pPr>
+              <w:spacing w:after="40"/>
+            </w:pPr>
+            <w:r>
+              <w:rPr>
+                <w:sz w:val="19"/>
+              </w:rPr>
+              <w:t>Where</w:t>
+            </w:r>
+          </w:p>
+        </w:tc>
+        <w:tc>
+          <w:tcPr>
+            <w:tcW w:type="dxa" w:w="7484"/>
+            <w:shd w:val="clear" w:color="auto" w:fill="F7F8FA"/>
+          </w:tcPr>
+          <w:p>
+            <w:pPr>
+              <w:spacing w:after="40"/>
+            </w:pPr>
+            <w:r>
+              <w:rPr>
+                <w:sz w:val="19"/>
+              </w:rPr>
+              <w:t xml:space="preserve">Argo CD Applications </w:t>
+            </w:r>
+            <w:r>
+              <w:rPr>
+                <w:rFonts w:ascii="Consolas" w:hAnsi="Consolas" w:eastAsia="Consolas"/>
+                <w:color w:val="B3261E"/>
+                <w:sz w:val="17"/>
+              </w:rPr>
+              <w:t>agripulse-web</w:t>
+            </w:r>
+            <w:r>
+              <w:rPr>
+                <w:sz w:val="19"/>
+              </w:rPr>
+              <w:t xml:space="preserve"> and </w:t>
+            </w:r>
+            <w:r>
+              <w:rPr>
+                <w:rFonts w:ascii="Consolas" w:hAnsi="Consolas" w:eastAsia="Consolas"/>
+                <w:color w:val="B3261E"/>
+                <w:sz w:val="17"/>
+              </w:rPr>
+              <w:t>incident-blog</w:t>
+            </w:r>
+            <w:r>
+              <w:rPr>
+                <w:sz w:val="19"/>
+              </w:rPr>
+              <w:t xml:space="preserve">; the charts' </w:t>
+            </w:r>
+            <w:r>
+              <w:rPr>
+                <w:rFonts w:ascii="Consolas" w:hAnsi="Consolas" w:eastAsia="Consolas"/>
+                <w:color w:val="B3261E"/>
+                <w:sz w:val="17"/>
+              </w:rPr>
+              <w:t>image.tag: initial</w:t>
+            </w:r>
+          </w:p>
+        </w:tc>
+      </w:tr>
+      <w:tr>
+        <w:tc>
+          <w:tcPr>
+            <w:tcW w:type="dxa" w:w="1927"/>
+          </w:tcPr>
+          <w:p>
+            <w:pPr>
+              <w:spacing w:after="40"/>
+            </w:pPr>
+            <w:r>
+              <w:rPr>
+                <w:sz w:val="19"/>
+              </w:rPr>
+              <w:t>Root cause</w:t>
+            </w:r>
+          </w:p>
+        </w:tc>
+        <w:tc>
+          <w:tcPr>
+            <w:tcW w:type="dxa" w:w="7484"/>
+          </w:tcPr>
+          <w:p>
+            <w:pPr>
+              <w:spacing w:after="40"/>
+            </w:pPr>
+            <w:r>
+              <w:rPr>
+                <w:b/>
+                <w:sz w:val="19"/>
+              </w:rPr>
+              <w:t>platform</w:t>
+            </w:r>
+            <w:r>
+              <w:rPr>
+                <w:sz w:val="19"/>
+              </w:rPr>
+              <w:t xml:space="preserve"> creates the Argo CD Applications before any image exists, so their first sync used the placeholder tag </w:t>
+            </w:r>
+            <w:r>
+              <w:rPr>
+                <w:rFonts w:ascii="Consolas" w:hAnsi="Consolas" w:eastAsia="Consolas"/>
+                <w:color w:val="B3261E"/>
+                <w:sz w:val="17"/>
+              </w:rPr>
+              <w:t>initial</w:t>
+            </w:r>
+            <w:r>
+              <w:rPr>
+                <w:sz w:val="19"/>
+              </w:rPr>
+              <w:t xml:space="preserve">. Kyverno rightly rejected it (no such image in ECR). Argo CD then retried that revision 5 times with backoff (about 6 minutes), and while it retried, the pipeline's real commit (tag </w:t>
+            </w:r>
+            <w:r>
+              <w:rPr>
+                <w:rFonts w:ascii="Consolas" w:hAnsi="Consolas" w:eastAsia="Consolas"/>
+                <w:color w:val="B3261E"/>
+                <w:sz w:val="17"/>
+              </w:rPr>
+              <w:t>r7-...</w:t>
+            </w:r>
+            <w:r>
+              <w:rPr>
+                <w:sz w:val="19"/>
+              </w:rPr>
+              <w:t>) waited behind it.</w:t>
+            </w:r>
+          </w:p>
+        </w:tc>
+      </w:tr>
+      <w:tr>
+        <w:tc>
+          <w:tcPr>
+            <w:tcW w:type="dxa" w:w="1927"/>
+            <w:shd w:val="clear" w:color="auto" w:fill="F7F8FA"/>
+          </w:tcPr>
+          <w:p>
+            <w:pPr>
+              <w:spacing w:after="40"/>
+            </w:pPr>
+            <w:r>
+              <w:rPr>
+                <w:sz w:val="19"/>
+              </w:rPr>
+              <w:t>Fix</w:t>
+            </w:r>
+          </w:p>
+        </w:tc>
+        <w:tc>
+          <w:tcPr>
+            <w:tcW w:type="dxa" w:w="7484"/>
+            <w:shd w:val="clear" w:color="auto" w:fill="F7F8FA"/>
+          </w:tcPr>
+          <w:p>
+            <w:pPr>
+              <w:spacing w:after="40"/>
+            </w:pPr>
+            <w:r>
+              <w:rPr>
+                <w:sz w:val="19"/>
+              </w:rPr>
+              <w:t xml:space="preserve">Live: the stale sync was ended (as </w:t>
+            </w:r>
+            <w:r>
+              <w:rPr>
+                <w:rFonts w:ascii="Consolas" w:hAnsi="Consolas" w:eastAsia="Consolas"/>
+                <w:color w:val="B3261E"/>
+                <w:sz w:val="17"/>
+              </w:rPr>
+              <w:t>argocd app terminate-op</w:t>
+            </w:r>
+            <w:r>
+              <w:rPr>
+                <w:sz w:val="19"/>
+              </w:rPr>
+              <w:t xml:space="preserve"> does) and the app refreshed; both apps synced the new commit within 14 seconds. In code: in the cluster (</w:t>
+            </w:r>
+            <w:r>
+              <w:rPr>
+                <w:rFonts w:ascii="Consolas" w:hAnsi="Consolas" w:eastAsia="Consolas"/>
+                <w:color w:val="B3261E"/>
+                <w:sz w:val="17"/>
+              </w:rPr>
+              <w:t>requireBuiltImage</w:t>
+            </w:r>
+            <w:r>
+              <w:rPr>
+                <w:sz w:val="19"/>
+              </w:rPr>
+              <w:t xml:space="preserve">, set by Terraform) the charts refuse to render the placeholder tag, so Argo CD shows "no image built yet" and never starts the doomed sync; the </w:t>
+            </w:r>
+            <w:r>
+              <w:rPr>
+                <w:rFonts w:ascii="Consolas" w:hAnsi="Consolas" w:eastAsia="Consolas"/>
+                <w:color w:val="B3261E"/>
+                <w:sz w:val="17"/>
+              </w:rPr>
+              <w:t>observe</w:t>
+            </w:r>
+            <w:r>
+              <w:rPr>
+                <w:sz w:val="19"/>
+              </w:rPr>
+              <w:t xml:space="preserve"> job ends any failing sync of an OLDER commit and asks Argo CD to fetch the new commit at once.</w:t>
+            </w:r>
+          </w:p>
+        </w:tc>
+      </w:tr>
+      <w:tr>
+        <w:tc>
+          <w:tcPr>
+            <w:tcW w:type="dxa" w:w="1927"/>
+          </w:tcPr>
+          <w:p>
+            <w:pPr>
+              <w:spacing w:after="40"/>
+            </w:pPr>
+            <w:r>
+              <w:rPr>
+                <w:sz w:val="19"/>
+              </w:rPr>
+              <w:t>Guard</w:t>
+            </w:r>
+          </w:p>
+        </w:tc>
+        <w:tc>
+          <w:tcPr>
+            <w:tcW w:type="dxa" w:w="7484"/>
+          </w:tcPr>
+          <w:p>
+            <w:pPr>
+              <w:spacing w:after="40"/>
+            </w:pPr>
+            <w:r>
+              <w:rPr>
+                <w:sz w:val="19"/>
+              </w:rPr>
+              <w:t xml:space="preserve">Both of the above, on every deployment. A failing sync of the NEW commit is left alone, so its error is printed by </w:t>
+            </w:r>
+            <w:r>
+              <w:rPr>
+                <w:rFonts w:ascii="Consolas" w:hAnsi="Consolas" w:eastAsia="Consolas"/>
+                <w:color w:val="B3261E"/>
+                <w:sz w:val="17"/>
+              </w:rPr>
+              <w:t>observe</w:t>
+            </w:r>
+            <w:r>
+              <w:rPr>
+                <w:sz w:val="19"/>
+              </w:rPr>
+              <w:t>, which now shows Argo CD's status and message on every wait.</w:t>
+            </w:r>
+          </w:p>
+        </w:tc>
+      </w:tr>
+      <w:tr>
+        <w:tc>
+          <w:tcPr>
+            <w:tcW w:type="dxa" w:w="1927"/>
+            <w:shd w:val="clear" w:color="auto" w:fill="F7F8FA"/>
+          </w:tcPr>
+          <w:p>
+            <w:pPr>
+              <w:spacing w:after="40"/>
+            </w:pPr>
+            <w:r>
+              <w:rPr>
+                <w:sz w:val="19"/>
+              </w:rPr>
+              <w:t>Verified</w:t>
+            </w:r>
+          </w:p>
+        </w:tc>
+        <w:tc>
+          <w:tcPr>
+            <w:tcW w:type="dxa" w:w="7484"/>
+            <w:shd w:val="clear" w:color="auto" w:fill="F7F8FA"/>
+          </w:tcPr>
+          <w:p>
+            <w:pPr>
+              <w:spacing w:after="40"/>
+            </w:pPr>
+            <w:r>
+              <w:rPr>
+                <w:sz w:val="19"/>
+              </w:rPr>
+              <w:t xml:space="preserve">Charts rendered in three cases (defaults for Checkov, placeholder in the cluster, built image); the </w:t>
+            </w:r>
+            <w:r>
+              <w:rPr>
+                <w:rFonts w:ascii="Consolas" w:hAnsi="Consolas" w:eastAsia="Consolas"/>
+                <w:color w:val="B3261E"/>
+                <w:sz w:val="17"/>
+              </w:rPr>
+              <w:t>observe</w:t>
+            </w:r>
+            <w:r>
+              <w:rPr>
+                <w:sz w:val="19"/>
+              </w:rPr>
+              <w:t xml:space="preserve"> logic run against a stubbed kubectl in four states; the live terminate on the real cluster.</w:t>
+            </w:r>
+          </w:p>
+        </w:tc>
+      </w:tr>
+    </w:tbl>
+    <w:p/>
+    <w:p>
+      <w:pPr>
+        <w:pStyle w:val="Heading2"/>
+      </w:pPr>
+      <w:r>
+        <w:t>11. Argo CD OutOfSync forever</w:t>
+      </w:r>
+    </w:p>
+    <w:tbl>
+      <w:tblPr>
+        <w:tblStyle w:val="TableGrid"/>
+        <w:tblW w:type="auto" w:w="0"/>
+        <w:jc w:val="center"/>
+        <w:tblLayout w:type="fixed"/>
+        <w:tblLook w:firstColumn="1" w:firstRow="1" w:lastColumn="0" w:lastRow="0" w:noHBand="0" w:noVBand="1" w:val="04A0"/>
+        <w:tblLayout w:type="fixed"/>
+      </w:tblPr>
+      <w:tblGrid>
+        <w:gridCol w:w="1927"/>
+        <w:gridCol w:w="7484"/>
+      </w:tblGrid>
+      <w:tr>
+        <w:trPr>
+          <w:tblHeader w:val="true"/>
+        </w:trPr>
+        <w:tc>
+          <w:tcPr>
+            <w:tcW w:type="dxa" w:w="1927"/>
+            <w:shd w:val="clear" w:color="auto" w:fill="232F3E"/>
+          </w:tcPr>
+          <w:p>
+            <w:pPr>
+              <w:spacing w:after="40"/>
+            </w:pPr>
+            <w:r>
+              <w:rPr>
+                <w:b/>
+                <w:color w:val="FFFFFF"/>
+                <w:sz w:val="19"/>
+              </w:rPr>
+            </w:r>
+          </w:p>
+        </w:tc>
+        <w:tc>
+          <w:tcPr>
+            <w:tcW w:type="dxa" w:w="7484"/>
+            <w:shd w:val="clear" w:color="auto" w:fill="232F3E"/>
+          </w:tcPr>
+          <w:p>
+            <w:pPr>
+              <w:spacing w:after="40"/>
+            </w:pPr>
+            <w:r>
+              <w:rPr>
+                <w:b/>
+                <w:color w:val="FFFFFF"/>
+                <w:sz w:val="19"/>
+              </w:rPr>
+              <w:t>Detail</w:t>
+            </w:r>
+          </w:p>
+        </w:tc>
+      </w:tr>
+      <w:tr>
+        <w:tc>
+          <w:tcPr>
+            <w:tcW w:type="dxa" w:w="1927"/>
+          </w:tcPr>
+          <w:p>
+            <w:pPr>
+              <w:spacing w:after="40"/>
+            </w:pPr>
+            <w:r>
+              <w:rPr>
+                <w:sz w:val="19"/>
+              </w:rPr>
+              <w:t>Error</w:t>
+            </w:r>
+          </w:p>
+        </w:tc>
+        <w:tc>
+          <w:tcPr>
+            <w:tcW w:type="dxa" w:w="7484"/>
+          </w:tcPr>
+          <w:p>
+            <w:pPr>
+              <w:spacing w:after="40"/>
+            </w:pPr>
+            <w:r>
+              <w:rPr>
+                <w:rFonts w:ascii="Consolas" w:hAnsi="Consolas" w:eastAsia="Consolas"/>
+                <w:color w:val="B3261E"/>
+                <w:sz w:val="17"/>
+              </w:rPr>
+              <w:t>incident-blog</w:t>
+            </w:r>
+            <w:r>
+              <w:rPr>
+                <w:sz w:val="19"/>
+              </w:rPr>
+              <w:t xml:space="preserve"> stays OutOfSync after every successful sync; </w:t>
+            </w:r>
+            <w:r>
+              <w:rPr>
+                <w:rFonts w:ascii="Consolas" w:hAnsi="Consolas" w:eastAsia="Consolas"/>
+                <w:color w:val="B3261E"/>
+                <w:sz w:val="17"/>
+              </w:rPr>
+              <w:t>selfHeal</w:t>
+            </w:r>
+            <w:r>
+              <w:rPr>
+                <w:sz w:val="19"/>
+              </w:rPr>
+              <w:t xml:space="preserve"> keeps re-applying</w:t>
+            </w:r>
+          </w:p>
+        </w:tc>
+      </w:tr>
+      <w:tr>
+        <w:tc>
+          <w:tcPr>
+            <w:tcW w:type="dxa" w:w="1927"/>
+            <w:shd w:val="clear" w:color="auto" w:fill="F7F8FA"/>
+          </w:tcPr>
+          <w:p>
+            <w:pPr>
+              <w:spacing w:after="40"/>
+            </w:pPr>
+            <w:r>
+              <w:rPr>
+                <w:sz w:val="19"/>
+              </w:rPr>
+              <w:t>Where</w:t>
+            </w:r>
+          </w:p>
+        </w:tc>
+        <w:tc>
+          <w:tcPr>
+            <w:tcW w:type="dxa" w:w="7484"/>
+            <w:shd w:val="clear" w:color="auto" w:fill="F7F8FA"/>
+          </w:tcPr>
+          <w:p>
+            <w:pPr>
+              <w:spacing w:after="40"/>
+            </w:pPr>
+            <w:r>
+              <w:rPr>
+                <w:sz w:val="19"/>
+              </w:rPr>
+              <w:t>The incident blog Deployment (any Deployment of ours; the web app's Rollout is not affected)</w:t>
+            </w:r>
+          </w:p>
+        </w:tc>
+      </w:tr>
+      <w:tr>
+        <w:tc>
+          <w:tcPr>
+            <w:tcW w:type="dxa" w:w="1927"/>
+          </w:tcPr>
+          <w:p>
+            <w:pPr>
+              <w:spacing w:after="40"/>
+            </w:pPr>
+            <w:r>
+              <w:rPr>
+                <w:sz w:val="19"/>
+              </w:rPr>
+              <w:t>Root cause</w:t>
+            </w:r>
+          </w:p>
+        </w:tc>
+        <w:tc>
+          <w:tcPr>
+            <w:tcW w:type="dxa" w:w="7484"/>
+          </w:tcPr>
+          <w:p>
+            <w:pPr>
+              <w:spacing w:after="40"/>
+            </w:pPr>
+            <w:r>
+              <w:rPr>
+                <w:sz w:val="19"/>
+              </w:rPr>
+              <w:t xml:space="preserve">Kyverno's signature policy rewrites the image to </w:t>
+            </w:r>
+            <w:r>
+              <w:rPr>
+                <w:rFonts w:ascii="Consolas" w:hAnsi="Consolas" w:eastAsia="Consolas"/>
+                <w:color w:val="B3261E"/>
+                <w:sz w:val="17"/>
+              </w:rPr>
+              <w:t>...:r6-...@sha256:...</w:t>
+            </w:r>
+            <w:r>
+              <w:rPr>
+                <w:sz w:val="19"/>
+              </w:rPr>
+              <w:t xml:space="preserve"> (the digest it verified). Git said </w:t>
+            </w:r>
+            <w:r>
+              <w:rPr>
+                <w:rFonts w:ascii="Consolas" w:hAnsi="Consolas" w:eastAsia="Consolas"/>
+                <w:color w:val="B3261E"/>
+                <w:sz w:val="17"/>
+              </w:rPr>
+              <w:t>...:r6-...</w:t>
+            </w:r>
+            <w:r>
+              <w:rPr>
+                <w:sz w:val="19"/>
+              </w:rPr>
+              <w:t>, so Argo CD saw a difference that could never go away.</w:t>
+            </w:r>
+          </w:p>
+        </w:tc>
+      </w:tr>
+      <w:tr>
+        <w:tc>
+          <w:tcPr>
+            <w:tcW w:type="dxa" w:w="1927"/>
+            <w:shd w:val="clear" w:color="auto" w:fill="F7F8FA"/>
+          </w:tcPr>
+          <w:p>
+            <w:pPr>
+              <w:spacing w:after="40"/>
+            </w:pPr>
+            <w:r>
+              <w:rPr>
+                <w:sz w:val="19"/>
+              </w:rPr>
+              <w:t>Fix</w:t>
+            </w:r>
+          </w:p>
+        </w:tc>
+        <w:tc>
+          <w:tcPr>
+            <w:tcW w:type="dxa" w:w="7484"/>
+            <w:shd w:val="clear" w:color="auto" w:fill="F7F8FA"/>
+          </w:tcPr>
+          <w:p>
+            <w:pPr>
+              <w:spacing w:after="40"/>
+            </w:pPr>
+            <w:r>
+              <w:rPr>
+                <w:sz w:val="19"/>
+              </w:rPr>
+              <w:t xml:space="preserve">The build job outputs the digest it signed; the GitOps commit writes </w:t>
+            </w:r>
+            <w:r>
+              <w:rPr>
+                <w:rFonts w:ascii="Consolas" w:hAnsi="Consolas" w:eastAsia="Consolas"/>
+                <w:color w:val="B3261E"/>
+                <w:sz w:val="17"/>
+              </w:rPr>
+              <w:t>image.tag</w:t>
+            </w:r>
+            <w:r>
+              <w:rPr>
+                <w:sz w:val="19"/>
+              </w:rPr>
+              <w:t xml:space="preserve"> AND </w:t>
+            </w:r>
+            <w:r>
+              <w:rPr>
+                <w:rFonts w:ascii="Consolas" w:hAnsi="Consolas" w:eastAsia="Consolas"/>
+                <w:color w:val="B3261E"/>
+                <w:sz w:val="17"/>
+              </w:rPr>
+              <w:t>image.digest</w:t>
+            </w:r>
+            <w:r>
+              <w:rPr>
+                <w:sz w:val="19"/>
+              </w:rPr>
+              <w:t xml:space="preserve">; the charts render </w:t>
+            </w:r>
+            <w:r>
+              <w:rPr>
+                <w:rFonts w:ascii="Consolas" w:hAnsi="Consolas" w:eastAsia="Consolas"/>
+                <w:color w:val="B3261E"/>
+                <w:sz w:val="17"/>
+              </w:rPr>
+              <w:t>tag@digest</w:t>
+            </w:r>
+            <w:r>
+              <w:rPr>
+                <w:sz w:val="19"/>
+              </w:rPr>
+              <w:t>. The manifest then equals what Kyverno would produce: nothing to drift, and Git names the exact image that was signed (stronger than a tag).</w:t>
+            </w:r>
+          </w:p>
+        </w:tc>
+      </w:tr>
+      <w:tr>
+        <w:tc>
+          <w:tcPr>
+            <w:tcW w:type="dxa" w:w="1927"/>
+          </w:tcPr>
+          <w:p>
+            <w:pPr>
+              <w:spacing w:after="40"/>
+            </w:pPr>
+            <w:r>
+              <w:rPr>
+                <w:sz w:val="19"/>
+              </w:rPr>
+              <w:t>Guard</w:t>
+            </w:r>
+          </w:p>
+        </w:tc>
+        <w:tc>
+          <w:tcPr>
+            <w:tcW w:type="dxa" w:w="7484"/>
+          </w:tcPr>
+          <w:p>
+            <w:pPr>
+              <w:spacing w:after="40"/>
+            </w:pPr>
+            <w:r>
+              <w:rPr>
+                <w:sz w:val="19"/>
+              </w:rPr>
+              <w:t>The GitOps job fails if the build produced no digest. Ignoring the image field in Argo CD was rejected: it would hide real image changes too.</w:t>
+            </w:r>
+          </w:p>
+        </w:tc>
+      </w:tr>
+      <w:tr>
+        <w:tc>
+          <w:tcPr>
+            <w:tcW w:type="dxa" w:w="1927"/>
+            <w:shd w:val="clear" w:color="auto" w:fill="F7F8FA"/>
+          </w:tcPr>
+          <w:p>
+            <w:pPr>
+              <w:spacing w:after="40"/>
+            </w:pPr>
+            <w:r>
+              <w:rPr>
+                <w:sz w:val="19"/>
+              </w:rPr>
+              <w:t>Verified</w:t>
+            </w:r>
+          </w:p>
+        </w:tc>
+        <w:tc>
+          <w:tcPr>
+            <w:tcW w:type="dxa" w:w="7484"/>
+            <w:shd w:val="clear" w:color="auto" w:fill="F7F8FA"/>
+          </w:tcPr>
+          <w:p>
+            <w:pPr>
+              <w:spacing w:after="40"/>
+            </w:pPr>
+            <w:r>
+              <w:rPr>
+                <w:sz w:val="19"/>
+              </w:rPr>
+              <w:t xml:space="preserve">Charts render </w:t>
+            </w:r>
+            <w:r>
+              <w:rPr>
+                <w:rFonts w:ascii="Consolas" w:hAnsi="Consolas" w:eastAsia="Consolas"/>
+                <w:color w:val="B3261E"/>
+                <w:sz w:val="17"/>
+              </w:rPr>
+              <w:t>...:r7-abc@sha256:...</w:t>
+            </w:r>
+            <w:r>
+              <w:rPr>
+                <w:sz w:val="19"/>
+              </w:rPr>
+              <w:t xml:space="preserve">; the </w:t>
+            </w:r>
+            <w:r>
+              <w:rPr>
+                <w:rFonts w:ascii="Consolas" w:hAnsi="Consolas" w:eastAsia="Consolas"/>
+                <w:color w:val="B3261E"/>
+                <w:sz w:val="17"/>
+              </w:rPr>
+              <w:t>yq</w:t>
+            </w:r>
+            <w:r>
+              <w:rPr>
+                <w:sz w:val="19"/>
+              </w:rPr>
+              <w:t xml:space="preserve"> command checked with the pipeline's yq version.</w:t>
+            </w:r>
+          </w:p>
+        </w:tc>
+      </w:tr>
+    </w:tbl>
+    <w:p/>
+    <w:p>
+      <w:pPr>
+        <w:pStyle w:val="Heading2"/>
+      </w:pPr>
+      <w:r>
+        <w:t>12. /readyz 503: database does not exist</w:t>
+      </w:r>
+    </w:p>
+    <w:tbl>
+      <w:tblPr>
+        <w:tblStyle w:val="TableGrid"/>
+        <w:tblW w:type="auto" w:w="0"/>
+        <w:jc w:val="center"/>
+        <w:tblLayout w:type="fixed"/>
+        <w:tblLook w:firstColumn="1" w:firstRow="1" w:lastColumn="0" w:lastRow="0" w:noHBand="0" w:noVBand="1" w:val="04A0"/>
+        <w:tblLayout w:type="fixed"/>
+      </w:tblPr>
+      <w:tblGrid>
+        <w:gridCol w:w="1927"/>
+        <w:gridCol w:w="7484"/>
+      </w:tblGrid>
+      <w:tr>
+        <w:trPr>
+          <w:tblHeader w:val="true"/>
+        </w:trPr>
+        <w:tc>
+          <w:tcPr>
+            <w:tcW w:type="dxa" w:w="1927"/>
+            <w:shd w:val="clear" w:color="auto" w:fill="232F3E"/>
+          </w:tcPr>
+          <w:p>
+            <w:pPr>
+              <w:spacing w:after="40"/>
+            </w:pPr>
+            <w:r>
+              <w:rPr>
+                <w:b/>
+                <w:color w:val="FFFFFF"/>
+                <w:sz w:val="19"/>
+              </w:rPr>
+            </w:r>
+          </w:p>
+        </w:tc>
+        <w:tc>
+          <w:tcPr>
+            <w:tcW w:type="dxa" w:w="7484"/>
+            <w:shd w:val="clear" w:color="auto" w:fill="232F3E"/>
+          </w:tcPr>
+          <w:p>
+            <w:pPr>
+              <w:spacing w:after="40"/>
+            </w:pPr>
+            <w:r>
+              <w:rPr>
+                <w:b/>
+                <w:color w:val="FFFFFF"/>
+                <w:sz w:val="19"/>
+              </w:rPr>
+              <w:t>Detail</w:t>
+            </w:r>
+          </w:p>
+        </w:tc>
+      </w:tr>
+      <w:tr>
+        <w:tc>
+          <w:tcPr>
+            <w:tcW w:type="dxa" w:w="1927"/>
+          </w:tcPr>
+          <w:p>
+            <w:pPr>
+              <w:spacing w:after="40"/>
+            </w:pPr>
+            <w:r>
+              <w:rPr>
+                <w:sz w:val="19"/>
+              </w:rPr>
+              <w:t>Error</w:t>
+            </w:r>
+          </w:p>
+        </w:tc>
+        <w:tc>
+          <w:tcPr>
+            <w:tcW w:type="dxa" w:w="7484"/>
+          </w:tcPr>
+          <w:p>
+            <w:pPr>
+              <w:spacing w:after="40"/>
+            </w:pPr>
+            <w:r>
+              <w:rPr>
+                <w:rFonts w:ascii="Consolas" w:hAnsi="Consolas" w:eastAsia="Consolas"/>
+                <w:color w:val="B3261E"/>
+                <w:sz w:val="17"/>
+              </w:rPr>
+              <w:t>FATAL: database "agripulse" does not exist</w:t>
+            </w:r>
+            <w:r>
+              <w:rPr>
+                <w:sz w:val="19"/>
+              </w:rPr>
+              <w:t xml:space="preserve">; the web pods never become ready, while the </w:t>
+            </w:r>
+            <w:r>
+              <w:rPr>
+                <w:rFonts w:ascii="Consolas" w:hAnsi="Consolas" w:eastAsia="Consolas"/>
+                <w:color w:val="B3261E"/>
+                <w:sz w:val="17"/>
+              </w:rPr>
+              <w:t>sql-bootstrap</w:t>
+            </w:r>
+            <w:r>
+              <w:rPr>
+                <w:sz w:val="19"/>
+              </w:rPr>
+              <w:t xml:space="preserve"> Job reports Completed</w:t>
+            </w:r>
+          </w:p>
+        </w:tc>
+      </w:tr>
+      <w:tr>
+        <w:tc>
+          <w:tcPr>
+            <w:tcW w:type="dxa" w:w="1927"/>
+            <w:shd w:val="clear" w:color="auto" w:fill="F7F8FA"/>
+          </w:tcPr>
+          <w:p>
+            <w:pPr>
+              <w:spacing w:after="40"/>
+            </w:pPr>
+            <w:r>
+              <w:rPr>
+                <w:sz w:val="19"/>
+              </w:rPr>
+              <w:t>Where</w:t>
+            </w:r>
+          </w:p>
+        </w:tc>
+        <w:tc>
+          <w:tcPr>
+            <w:tcW w:type="dxa" w:w="7484"/>
+            <w:shd w:val="clear" w:color="auto" w:fill="F7F8FA"/>
+          </w:tcPr>
+          <w:p>
+            <w:pPr>
+              <w:spacing w:after="40"/>
+            </w:pPr>
+            <w:r>
+              <w:rPr>
+                <w:rFonts w:ascii="Consolas" w:hAnsi="Consolas" w:eastAsia="Consolas"/>
+                <w:color w:val="B3261E"/>
+                <w:sz w:val="17"/>
+              </w:rPr>
+              <w:t>infra/aws/main.tf</w:t>
+            </w:r>
+            <w:r>
+              <w:rPr>
+                <w:sz w:val="19"/>
+              </w:rPr>
+              <w:t xml:space="preserve"> (</w:t>
+            </w:r>
+            <w:r>
+              <w:rPr>
+                <w:rFonts w:ascii="Consolas" w:hAnsi="Consolas" w:eastAsia="Consolas"/>
+                <w:color w:val="B3261E"/>
+                <w:sz w:val="17"/>
+              </w:rPr>
+              <w:t>db_users</w:t>
+            </w:r>
+            <w:r>
+              <w:rPr>
+                <w:sz w:val="19"/>
+              </w:rPr>
+              <w:t xml:space="preserve">), </w:t>
+            </w:r>
+            <w:r>
+              <w:rPr>
+                <w:rFonts w:ascii="Consolas" w:hAnsi="Consolas" w:eastAsia="Consolas"/>
+                <w:color w:val="B3261E"/>
+                <w:sz w:val="17"/>
+              </w:rPr>
+              <w:t>infra/platform/main.tf</w:t>
+            </w:r>
+            <w:r>
+              <w:rPr>
+                <w:sz w:val="19"/>
+              </w:rPr>
+              <w:t xml:space="preserve">, </w:t>
+            </w:r>
+            <w:r>
+              <w:rPr>
+                <w:rFonts w:ascii="Consolas" w:hAnsi="Consolas" w:eastAsia="Consolas"/>
+                <w:color w:val="B3261E"/>
+                <w:sz w:val="17"/>
+              </w:rPr>
+              <w:t>infra/modules/mobile-api</w:t>
+            </w:r>
+          </w:p>
+        </w:tc>
+      </w:tr>
+      <w:tr>
+        <w:tc>
+          <w:tcPr>
+            <w:tcW w:type="dxa" w:w="1927"/>
+          </w:tcPr>
+          <w:p>
+            <w:pPr>
+              <w:spacing w:after="40"/>
+            </w:pPr>
+            <w:r>
+              <w:rPr>
+                <w:sz w:val="19"/>
+              </w:rPr>
+              <w:t>Root cause</w:t>
+            </w:r>
+          </w:p>
+        </w:tc>
+        <w:tc>
+          <w:tcPr>
+            <w:tcW w:type="dxa" w:w="7484"/>
+          </w:tcPr>
+          <w:p>
+            <w:pPr>
+              <w:spacing w:after="40"/>
+            </w:pPr>
+            <w:r>
+              <w:rPr>
+                <w:sz w:val="19"/>
+              </w:rPr>
+              <w:t xml:space="preserve">Two lists drifted apart. The bootstrap creates one database per key of </w:t>
+            </w:r>
+            <w:r>
+              <w:rPr>
+                <w:rFonts w:ascii="Consolas" w:hAnsi="Consolas" w:eastAsia="Consolas"/>
+                <w:color w:val="B3261E"/>
+                <w:sz w:val="17"/>
+              </w:rPr>
+              <w:t>db.users</w:t>
+            </w:r>
+            <w:r>
+              <w:rPr>
+                <w:sz w:val="19"/>
+              </w:rPr>
+              <w:t xml:space="preserve">, and Terraform passed </w:t>
+            </w:r>
+            <w:r>
+              <w:rPr>
+                <w:rFonts w:ascii="Consolas" w:hAnsi="Consolas" w:eastAsia="Consolas"/>
+                <w:color w:val="B3261E"/>
+                <w:sz w:val="17"/>
+              </w:rPr>
+              <w:t>db_users</w:t>
+            </w:r>
+            <w:r>
+              <w:rPr>
+                <w:sz w:val="19"/>
+              </w:rPr>
+              <w:t>, keyed by APP (</w:t>
+            </w:r>
+            <w:r>
+              <w:rPr>
+                <w:rFonts w:ascii="Consolas" w:hAnsi="Consolas" w:eastAsia="Consolas"/>
+                <w:color w:val="B3261E"/>
+                <w:sz w:val="17"/>
+              </w:rPr>
+              <w:t>web</w:t>
+            </w:r>
+            <w:r>
+              <w:rPr>
+                <w:sz w:val="19"/>
+              </w:rPr>
+              <w:t xml:space="preserve">, </w:t>
+            </w:r>
+            <w:r>
+              <w:rPr>
+                <w:rFonts w:ascii="Consolas" w:hAnsi="Consolas" w:eastAsia="Consolas"/>
+                <w:color w:val="B3261E"/>
+                <w:sz w:val="17"/>
+              </w:rPr>
+              <w:t>incidents</w:t>
+            </w:r>
+            <w:r>
+              <w:rPr>
+                <w:sz w:val="19"/>
+              </w:rPr>
+              <w:t xml:space="preserve">, </w:t>
+            </w:r>
+            <w:r>
+              <w:rPr>
+                <w:rFonts w:ascii="Consolas" w:hAnsi="Consolas" w:eastAsia="Consolas"/>
+                <w:color w:val="B3261E"/>
+                <w:sz w:val="17"/>
+              </w:rPr>
+              <w:t>mobile</w:t>
+            </w:r>
+            <w:r>
+              <w:rPr>
+                <w:sz w:val="19"/>
+              </w:rPr>
+              <w:t xml:space="preserve">). The web app connects to the database </w:t>
+            </w:r>
+            <w:r>
+              <w:rPr>
+                <w:rFonts w:ascii="Consolas" w:hAnsi="Consolas" w:eastAsia="Consolas"/>
+                <w:color w:val="B3261E"/>
+                <w:sz w:val="17"/>
+              </w:rPr>
+              <w:t>agripulse</w:t>
+            </w:r>
+            <w:r>
+              <w:rPr>
+                <w:sz w:val="19"/>
+              </w:rPr>
+              <w:t>, hard-coded elsewhere. The incident blog only worked because its app key and database name happen to be equal.</w:t>
+            </w:r>
+          </w:p>
+        </w:tc>
+      </w:tr>
+      <w:tr>
+        <w:tc>
+          <w:tcPr>
+            <w:tcW w:type="dxa" w:w="1927"/>
+            <w:shd w:val="clear" w:color="auto" w:fill="F7F8FA"/>
+          </w:tcPr>
+          <w:p>
+            <w:pPr>
+              <w:spacing w:after="40"/>
+            </w:pPr>
+            <w:r>
+              <w:rPr>
+                <w:sz w:val="19"/>
+              </w:rPr>
+              <w:t>Fix</w:t>
+            </w:r>
+          </w:p>
+        </w:tc>
+        <w:tc>
+          <w:tcPr>
+            <w:tcW w:type="dxa" w:w="7484"/>
+            <w:shd w:val="clear" w:color="auto" w:fill="F7F8FA"/>
+          </w:tcPr>
+          <w:p>
+            <w:pPr>
+              <w:spacing w:after="40"/>
+            </w:pPr>
+            <w:r>
+              <w:rPr>
+                <w:sz w:val="19"/>
+              </w:rPr>
+              <w:t xml:space="preserve">One list in </w:t>
+            </w:r>
+            <w:r>
+              <w:rPr>
+                <w:rFonts w:ascii="Consolas" w:hAnsi="Consolas" w:eastAsia="Consolas"/>
+                <w:color w:val="B3261E"/>
+                <w:sz w:val="17"/>
+              </w:rPr>
+              <w:t>infra/aws/main.tf</w:t>
+            </w:r>
+            <w:r>
+              <w:rPr>
+                <w:sz w:val="19"/>
+              </w:rPr>
+              <w:t xml:space="preserve">: </w:t>
+            </w:r>
+            <w:r>
+              <w:rPr>
+                <w:rFonts w:ascii="Consolas" w:hAnsi="Consolas" w:eastAsia="Consolas"/>
+                <w:color w:val="B3261E"/>
+                <w:sz w:val="17"/>
+              </w:rPr>
+              <w:t>local.databases</w:t>
+            </w:r>
+            <w:r>
+              <w:rPr>
+                <w:sz w:val="19"/>
+              </w:rPr>
+              <w:t xml:space="preserve"> = app -&gt; { name, user }. The outputs </w:t>
+            </w:r>
+            <w:r>
+              <w:rPr>
+                <w:rFonts w:ascii="Consolas" w:hAnsi="Consolas" w:eastAsia="Consolas"/>
+                <w:color w:val="B3261E"/>
+                <w:sz w:val="17"/>
+              </w:rPr>
+              <w:t>db_names</w:t>
+            </w:r>
+            <w:r>
+              <w:rPr>
+                <w:sz w:val="19"/>
+              </w:rPr>
+              <w:t xml:space="preserve"> (app -&gt; database) and </w:t>
+            </w:r>
+            <w:r>
+              <w:rPr>
+                <w:rFonts w:ascii="Consolas" w:hAnsi="Consolas" w:eastAsia="Consolas"/>
+                <w:color w:val="B3261E"/>
+                <w:sz w:val="17"/>
+              </w:rPr>
+              <w:t>db_owners</w:t>
+            </w:r>
+            <w:r>
+              <w:rPr>
+                <w:sz w:val="19"/>
+              </w:rPr>
+              <w:t xml:space="preserve"> (database -&gt; user, what the bootstrap creates) are derived from it, and the web app, the incident blog, the bootstrap and the Lambda (</w:t>
+            </w:r>
+            <w:r>
+              <w:rPr>
+                <w:rFonts w:ascii="Consolas" w:hAnsi="Consolas" w:eastAsia="Consolas"/>
+                <w:color w:val="B3261E"/>
+                <w:sz w:val="17"/>
+              </w:rPr>
+              <w:t>DB_NAME</w:t>
+            </w:r>
+            <w:r>
+              <w:rPr>
+                <w:sz w:val="19"/>
+              </w:rPr>
+              <w:t>) all read them.</w:t>
+            </w:r>
+          </w:p>
+        </w:tc>
+      </w:tr>
+      <w:tr>
+        <w:tc>
+          <w:tcPr>
+            <w:tcW w:type="dxa" w:w="1927"/>
+          </w:tcPr>
+          <w:p>
+            <w:pPr>
+              <w:spacing w:after="40"/>
+            </w:pPr>
+            <w:r>
+              <w:rPr>
+                <w:sz w:val="19"/>
+              </w:rPr>
+              <w:t>Guard</w:t>
+            </w:r>
+          </w:p>
+        </w:tc>
+        <w:tc>
+          <w:tcPr>
+            <w:tcW w:type="dxa" w:w="7484"/>
+          </w:tcPr>
+          <w:p>
+            <w:pPr>
+              <w:spacing w:after="40"/>
+            </w:pPr>
+            <w:r>
+              <w:rPr>
+                <w:sz w:val="19"/>
+              </w:rPr>
+              <w:t>The bootstrap template refuses to render unless the databases it creates include the web app's database with the web app's user; the message lists what it would create.</w:t>
+            </w:r>
+          </w:p>
+        </w:tc>
+      </w:tr>
+      <w:tr>
+        <w:tc>
+          <w:tcPr>
+            <w:tcW w:type="dxa" w:w="1927"/>
+            <w:shd w:val="clear" w:color="auto" w:fill="F7F8FA"/>
+          </w:tcPr>
+          <w:p>
+            <w:pPr>
+              <w:spacing w:after="40"/>
+            </w:pPr>
+            <w:r>
+              <w:rPr>
+                <w:sz w:val="19"/>
+              </w:rPr>
+              <w:t>Verified</w:t>
+            </w:r>
+          </w:p>
+        </w:tc>
+        <w:tc>
+          <w:tcPr>
+            <w:tcW w:type="dxa" w:w="7484"/>
+            <w:shd w:val="clear" w:color="auto" w:fill="F7F8FA"/>
+          </w:tcPr>
+          <w:p>
+            <w:pPr>
+              <w:spacing w:after="40"/>
+            </w:pPr>
+            <w:r>
+              <w:rPr>
+                <w:sz w:val="19"/>
+              </w:rPr>
+              <w:t>The chart fails with today's values and the exact explanation; renders with the fixed values and with the defaults; both stacks validate.</w:t>
             </w:r>
           </w:p>
         </w:tc>
@@ -6058,6 +7655,64 @@
                 <w:sz w:val="19"/>
               </w:rPr>
               <w:t>Outdated or vulnerable dependencies, as pull requests (9)</w:t>
+            </w:r>
+          </w:p>
+        </w:tc>
+      </w:tr>
+      <w:tr>
+        <w:tc>
+          <w:tcPr>
+            <w:tcW w:type="dxa" w:w="1814"/>
+          </w:tcPr>
+          <w:p>
+            <w:pPr>
+              <w:spacing w:after="40"/>
+            </w:pPr>
+            <w:r>
+              <w:rPr>
+                <w:sz w:val="19"/>
+              </w:rPr>
+              <w:t>(chart guards)</w:t>
+            </w:r>
+          </w:p>
+        </w:tc>
+        <w:tc>
+          <w:tcPr>
+            <w:tcW w:type="dxa" w:w="3288"/>
+          </w:tcPr>
+          <w:p>
+            <w:pPr>
+              <w:spacing w:after="40"/>
+            </w:pPr>
+            <w:r>
+              <w:rPr>
+                <w:rFonts w:ascii="Consolas" w:hAnsi="Consolas" w:eastAsia="Consolas"/>
+                <w:color w:val="B3261E"/>
+                <w:sz w:val="17"/>
+              </w:rPr>
+              <w:t>helm template</w:t>
+            </w:r>
+            <w:r>
+              <w:rPr>
+                <w:sz w:val="19"/>
+              </w:rPr>
+              <w:t xml:space="preserve"> in Argo CD</w:t>
+            </w:r>
+          </w:p>
+        </w:tc>
+        <w:tc>
+          <w:tcPr>
+            <w:tcW w:type="dxa" w:w="4309"/>
+          </w:tcPr>
+          <w:p>
+            <w:pPr>
+              <w:spacing w:after="40"/>
+            </w:pPr>
+            <w:r>
+              <w:rPr>
+                <w:sz w:val="19"/>
+              </w:rPr>
+              <w:t>Placeholder image (10), a database the bootstrap does not create (12)</w:t>
             </w:r>
           </w:p>
         </w:tc>

--- a/docs/AgriPulse-Deployment-Error-Report.docx
+++ b/docs/AgriPulse-Deployment-Error-Report.docx
@@ -75,7 +75,7 @@
           <w:color w:val="5B6475"/>
           <w:sz w:val="19"/>
         </w:rPr>
-        <w:t>Repository: Level-p/Multi-cloud-EKS-Lambda  ·  Region: eu-west-2  ·  First deployment: 22-23 October 2026</w:t>
+        <w:t>Repository: Level-p/Multi-cloud-EKS-Lambda  ·  Region: eu-west-2  ·  First deployment: 22-25 October 2026</w:t>
       </w:r>
     </w:p>
     <w:p>
@@ -165,7 +165,7 @@
         <w:rPr>
           <w:sz w:val="22"/>
         </w:rPr>
-        <w:t>7.  Caught before deployment</w:t>
+        <w:t>7.  After the redesign (25 October)</w:t>
       </w:r>
     </w:p>
     <w:p>
@@ -176,7 +176,18 @@
         <w:rPr>
           <w:sz w:val="22"/>
         </w:rPr>
-        <w:t>8.  The guards, and what they do not cover</w:t>
+        <w:t>8.  Caught before deployment</w:t>
+      </w:r>
+    </w:p>
+    <w:p>
+      <w:pPr>
+        <w:spacing w:after="40"/>
+      </w:pPr>
+      <w:r>
+        <w:rPr>
+          <w:sz w:val="22"/>
+        </w:rPr>
+        <w:t>9.  The guards, and what they do not cover</w:t>
       </w:r>
     </w:p>
     <w:p>
@@ -194,7 +205,7 @@
     </w:p>
     <w:p>
       <w:r>
-        <w:t xml:space="preserve">The first deployment of AgriPulse met thirteen errors before everything worked. Each failure is described below: the error, its </w:t>
+        <w:t xml:space="preserve">The first deployment of AgriPulse met seventeen errors before everything worked (14 to 17 after the redesign into four microservices in staging and production). Each failure is described below: the error, its </w:t>
       </w:r>
       <w:r>
         <w:rPr>
@@ -1660,6 +1671,376 @@
                 <w:sz w:val="17"/>
               </w:rPr>
               <w:t>Workaround (not in the pipelines)</w:t>
+            </w:r>
+          </w:p>
+        </w:tc>
+      </w:tr>
+      <w:tr>
+        <w:tc>
+          <w:tcPr>
+            <w:tcW w:type="dxa" w:w="453"/>
+            <w:shd w:val="clear" w:color="auto" w:fill="F7F8FA"/>
+          </w:tcPr>
+          <w:p>
+            <w:pPr>
+              <w:spacing w:after="40"/>
+            </w:pPr>
+            <w:r>
+              <w:rPr>
+                <w:sz w:val="17"/>
+              </w:rPr>
+              <w:t>14</w:t>
+            </w:r>
+          </w:p>
+        </w:tc>
+        <w:tc>
+          <w:tcPr>
+            <w:tcW w:type="dxa" w:w="1247"/>
+            <w:shd w:val="clear" w:color="auto" w:fill="F7F8FA"/>
+          </w:tcPr>
+          <w:p>
+            <w:pPr>
+              <w:spacing w:after="40"/>
+            </w:pPr>
+            <w:r>
+              <w:rPr>
+                <w:sz w:val="17"/>
+              </w:rPr>
+              <w:t>infra-aws</w:t>
+            </w:r>
+          </w:p>
+        </w:tc>
+        <w:tc>
+          <w:tcPr>
+            <w:tcW w:type="dxa" w:w="2721"/>
+            <w:shd w:val="clear" w:color="auto" w:fill="F7F8FA"/>
+          </w:tcPr>
+          <w:p>
+            <w:pPr>
+              <w:spacing w:after="40"/>
+            </w:pPr>
+            <w:r>
+              <w:rPr>
+                <w:sz w:val="17"/>
+              </w:rPr>
+              <w:t xml:space="preserve">ACM </w:t>
+            </w:r>
+            <w:r>
+              <w:rPr>
+                <w:rFonts w:ascii="Consolas" w:hAnsi="Consolas" w:eastAsia="Consolas"/>
+                <w:color w:val="B3261E"/>
+                <w:sz w:val="15"/>
+              </w:rPr>
+              <w:t>LimitExceededException</w:t>
+            </w:r>
+            <w:r>
+              <w:rPr>
+                <w:sz w:val="17"/>
+              </w:rPr>
+              <w:t>: too many domains</w:t>
+            </w:r>
+          </w:p>
+        </w:tc>
+        <w:tc>
+          <w:tcPr>
+            <w:tcW w:type="dxa" w:w="2608"/>
+            <w:shd w:val="clear" w:color="auto" w:fill="F7F8FA"/>
+          </w:tcPr>
+          <w:p>
+            <w:pPr>
+              <w:spacing w:after="40"/>
+            </w:pPr>
+            <w:r>
+              <w:rPr>
+                <w:sz w:val="17"/>
+              </w:rPr>
+              <w:t>One certificate name per host passed the quota of 10</w:t>
+            </w:r>
+          </w:p>
+        </w:tc>
+        <w:tc>
+          <w:tcPr>
+            <w:tcW w:type="dxa" w:w="2381"/>
+            <w:shd w:val="clear" w:color="auto" w:fill="F7F8FA"/>
+          </w:tcPr>
+          <w:p>
+            <w:pPr>
+              <w:spacing w:after="40"/>
+            </w:pPr>
+            <w:r>
+              <w:rPr>
+                <w:sz w:val="17"/>
+              </w:rPr>
+              <w:t>Wildcard certificates; plan-time precondition</w:t>
+            </w:r>
+          </w:p>
+        </w:tc>
+      </w:tr>
+      <w:tr>
+        <w:tc>
+          <w:tcPr>
+            <w:tcW w:type="dxa" w:w="453"/>
+          </w:tcPr>
+          <w:p>
+            <w:pPr>
+              <w:spacing w:after="40"/>
+            </w:pPr>
+            <w:r>
+              <w:rPr>
+                <w:sz w:val="17"/>
+              </w:rPr>
+              <w:t>15</w:t>
+            </w:r>
+          </w:p>
+        </w:tc>
+        <w:tc>
+          <w:tcPr>
+            <w:tcW w:type="dxa" w:w="1247"/>
+          </w:tcPr>
+          <w:p>
+            <w:pPr>
+              <w:spacing w:after="40"/>
+            </w:pPr>
+            <w:r>
+              <w:rPr>
+                <w:sz w:val="17"/>
+              </w:rPr>
+              <w:t>laptop (kubectl)</w:t>
+            </w:r>
+          </w:p>
+        </w:tc>
+        <w:tc>
+          <w:tcPr>
+            <w:tcW w:type="dxa" w:w="2721"/>
+          </w:tcPr>
+          <w:p>
+            <w:pPr>
+              <w:spacing w:after="40"/>
+            </w:pPr>
+            <w:r>
+              <w:rPr>
+                <w:rFonts w:ascii="Consolas" w:hAnsi="Consolas" w:eastAsia="Consolas"/>
+                <w:color w:val="B3261E"/>
+                <w:sz w:val="15"/>
+              </w:rPr>
+              <w:t>You must be logged in to the server</w:t>
+            </w:r>
+          </w:p>
+        </w:tc>
+        <w:tc>
+          <w:tcPr>
+            <w:tcW w:type="dxa" w:w="2608"/>
+          </w:tcPr>
+          <w:p>
+            <w:pPr>
+              <w:spacing w:after="40"/>
+            </w:pPr>
+            <w:r>
+              <w:rPr>
+                <w:sz w:val="17"/>
+              </w:rPr>
+              <w:t>No EKS access entry for the user: empty default</w:t>
+            </w:r>
+          </w:p>
+        </w:tc>
+        <w:tc>
+          <w:tcPr>
+            <w:tcW w:type="dxa" w:w="2381"/>
+          </w:tcPr>
+          <w:p>
+            <w:pPr>
+              <w:spacing w:after="40"/>
+            </w:pPr>
+            <w:r>
+              <w:rPr>
+                <w:sz w:val="17"/>
+              </w:rPr>
+              <w:t>The user is the default admin in Terraform</w:t>
+            </w:r>
+          </w:p>
+        </w:tc>
+      </w:tr>
+      <w:tr>
+        <w:tc>
+          <w:tcPr>
+            <w:tcW w:type="dxa" w:w="453"/>
+            <w:shd w:val="clear" w:color="auto" w:fill="F7F8FA"/>
+          </w:tcPr>
+          <w:p>
+            <w:pPr>
+              <w:spacing w:after="40"/>
+            </w:pPr>
+            <w:r>
+              <w:rPr>
+                <w:sz w:val="17"/>
+              </w:rPr>
+              <w:t>16</w:t>
+            </w:r>
+          </w:p>
+        </w:tc>
+        <w:tc>
+          <w:tcPr>
+            <w:tcW w:type="dxa" w:w="1247"/>
+            <w:shd w:val="clear" w:color="auto" w:fill="F7F8FA"/>
+          </w:tcPr>
+          <w:p>
+            <w:pPr>
+              <w:spacing w:after="40"/>
+            </w:pPr>
+            <w:r>
+              <w:rPr>
+                <w:sz w:val="17"/>
+              </w:rPr>
+              <w:t>infra-aws</w:t>
+            </w:r>
+          </w:p>
+        </w:tc>
+        <w:tc>
+          <w:tcPr>
+            <w:tcW w:type="dxa" w:w="2721"/>
+            <w:shd w:val="clear" w:color="auto" w:fill="F7F8FA"/>
+          </w:tcPr>
+          <w:p>
+            <w:pPr>
+              <w:spacing w:after="40"/>
+            </w:pPr>
+            <w:r>
+              <w:rPr>
+                <w:sz w:val="17"/>
+              </w:rPr>
+              <w:t xml:space="preserve">Run stopped: </w:t>
+            </w:r>
+            <w:r>
+              <w:rPr>
+                <w:rFonts w:ascii="Consolas" w:hAnsi="Consolas" w:eastAsia="Consolas"/>
+                <w:color w:val="B3261E"/>
+                <w:sz w:val="15"/>
+              </w:rPr>
+              <w:t>CLUSTER_ADMIN_ARNS is not set</w:t>
+            </w:r>
+          </w:p>
+        </w:tc>
+        <w:tc>
+          <w:tcPr>
+            <w:tcW w:type="dxa" w:w="2608"/>
+            <w:shd w:val="clear" w:color="auto" w:fill="F7F8FA"/>
+          </w:tcPr>
+          <w:p>
+            <w:pPr>
+              <w:spacing w:after="40"/>
+            </w:pPr>
+            <w:r>
+              <w:rPr>
+                <w:sz w:val="17"/>
+              </w:rPr>
+              <w:t>A guard for 15 that demanded setup</w:t>
+            </w:r>
+          </w:p>
+        </w:tc>
+        <w:tc>
+          <w:tcPr>
+            <w:tcW w:type="dxa" w:w="2381"/>
+            <w:shd w:val="clear" w:color="auto" w:fill="F7F8FA"/>
+          </w:tcPr>
+          <w:p>
+            <w:pPr>
+              <w:spacing w:after="40"/>
+            </w:pPr>
+            <w:r>
+              <w:rPr>
+                <w:sz w:val="17"/>
+              </w:rPr>
+              <w:t>Default in code; the variable only overrides</w:t>
+            </w:r>
+          </w:p>
+        </w:tc>
+      </w:tr>
+      <w:tr>
+        <w:tc>
+          <w:tcPr>
+            <w:tcW w:type="dxa" w:w="453"/>
+          </w:tcPr>
+          <w:p>
+            <w:pPr>
+              <w:spacing w:after="40"/>
+            </w:pPr>
+            <w:r>
+              <w:rPr>
+                <w:sz w:val="17"/>
+              </w:rPr>
+              <w:t>17</w:t>
+            </w:r>
+          </w:p>
+        </w:tc>
+        <w:tc>
+          <w:tcPr>
+            <w:tcW w:type="dxa" w:w="1247"/>
+          </w:tcPr>
+          <w:p>
+            <w:pPr>
+              <w:spacing w:after="40"/>
+            </w:pPr>
+            <w:r>
+              <w:rPr>
+                <w:sz w:val="17"/>
+              </w:rPr>
+              <w:t>app (Argo CD)</w:t>
+            </w:r>
+          </w:p>
+        </w:tc>
+        <w:tc>
+          <w:tcPr>
+            <w:tcW w:type="dxa" w:w="2721"/>
+          </w:tcPr>
+          <w:p>
+            <w:pPr>
+              <w:spacing w:after="40"/>
+            </w:pPr>
+            <w:r>
+              <w:rPr>
+                <w:sz w:val="17"/>
+              </w:rPr>
+              <w:t xml:space="preserve">Canary waits forever; Kyverno </w:t>
+            </w:r>
+            <w:r>
+              <w:rPr>
+                <w:rFonts w:ascii="Consolas" w:hAnsi="Consolas" w:eastAsia="Consolas"/>
+                <w:color w:val="B3261E"/>
+                <w:sz w:val="15"/>
+              </w:rPr>
+              <w:t>MANIFEST_UNKNOWN</w:t>
+            </w:r>
+          </w:p>
+        </w:tc>
+        <w:tc>
+          <w:tcPr>
+            <w:tcW w:type="dxa" w:w="2608"/>
+          </w:tcPr>
+          <w:p>
+            <w:pPr>
+              <w:spacing w:after="40"/>
+            </w:pPr>
+            <w:r>
+              <w:rPr>
+                <w:sz w:val="17"/>
+              </w:rPr>
+              <w:t>Git kept images that destroy deleted</w:t>
+            </w:r>
+          </w:p>
+        </w:tc>
+        <w:tc>
+          <w:tcPr>
+            <w:tcW w:type="dxa" w:w="2381"/>
+          </w:tcPr>
+          <w:p>
+            <w:pPr>
+              <w:spacing w:after="40"/>
+            </w:pPr>
+            <w:r>
+              <w:rPr>
+                <w:sz w:val="17"/>
+              </w:rPr>
+              <w:t>destroy resets Git; deploy promotes past a dead stable</w:t>
             </w:r>
           </w:p>
         </w:tc>
@@ -6703,6 +7084,1544 @@
       </w:tr>
     </w:tbl>
     <w:p/>
+    <w:p>
+      <w:r>
+        <w:br w:type="page"/>
+      </w:r>
+    </w:p>
+    <w:p>
+      <w:pPr>
+        <w:pStyle w:val="Heading1"/>
+      </w:pPr>
+      <w:r>
+        <w:t>After the redesign (25 October)</w:t>
+      </w:r>
+    </w:p>
+    <w:p>
+      <w:r>
+        <w:t>AgriPulse became four microservices (accounts, farm, shop, incidents), each in a staging and a production namespace. The environment had been destroyed before; these errors came with the first deployment of the new design.</w:t>
+      </w:r>
+    </w:p>
+    <w:p>
+      <w:pPr>
+        <w:pStyle w:val="Heading2"/>
+      </w:pPr>
+      <w:r>
+        <w:t>14. ACM: Certificate has too many domains</w:t>
+      </w:r>
+    </w:p>
+    <w:tbl>
+      <w:tblPr>
+        <w:tblStyle w:val="TableGrid"/>
+        <w:tblW w:type="auto" w:w="0"/>
+        <w:jc w:val="center"/>
+        <w:tblLayout w:type="fixed"/>
+        <w:tblLook w:firstColumn="1" w:firstRow="1" w:lastColumn="0" w:lastRow="0" w:noHBand="0" w:noVBand="1" w:val="04A0"/>
+        <w:tblLayout w:type="fixed"/>
+      </w:tblPr>
+      <w:tblGrid>
+        <w:gridCol w:w="1927"/>
+        <w:gridCol w:w="7484"/>
+      </w:tblGrid>
+      <w:tr>
+        <w:trPr>
+          <w:tblHeader w:val="true"/>
+        </w:trPr>
+        <w:tc>
+          <w:tcPr>
+            <w:tcW w:type="dxa" w:w="1927"/>
+            <w:shd w:val="clear" w:color="auto" w:fill="232F3E"/>
+          </w:tcPr>
+          <w:p>
+            <w:pPr>
+              <w:spacing w:after="40"/>
+            </w:pPr>
+            <w:r>
+              <w:rPr>
+                <w:b/>
+                <w:color w:val="FFFFFF"/>
+                <w:sz w:val="19"/>
+              </w:rPr>
+            </w:r>
+          </w:p>
+        </w:tc>
+        <w:tc>
+          <w:tcPr>
+            <w:tcW w:type="dxa" w:w="7484"/>
+            <w:shd w:val="clear" w:color="auto" w:fill="232F3E"/>
+          </w:tcPr>
+          <w:p>
+            <w:pPr>
+              <w:spacing w:after="40"/>
+            </w:pPr>
+            <w:r>
+              <w:rPr>
+                <w:b/>
+                <w:color w:val="FFFFFF"/>
+                <w:sz w:val="19"/>
+              </w:rPr>
+              <w:t>Detail</w:t>
+            </w:r>
+          </w:p>
+        </w:tc>
+      </w:tr>
+      <w:tr>
+        <w:tc>
+          <w:tcPr>
+            <w:tcW w:type="dxa" w:w="1927"/>
+          </w:tcPr>
+          <w:p>
+            <w:pPr>
+              <w:spacing w:after="40"/>
+            </w:pPr>
+            <w:r>
+              <w:rPr>
+                <w:sz w:val="19"/>
+              </w:rPr>
+              <w:t>Error</w:t>
+            </w:r>
+          </w:p>
+        </w:tc>
+        <w:tc>
+          <w:tcPr>
+            <w:tcW w:type="dxa" w:w="7484"/>
+          </w:tcPr>
+          <w:p>
+            <w:pPr>
+              <w:spacing w:after="40"/>
+            </w:pPr>
+            <w:r>
+              <w:rPr>
+                <w:rFonts w:ascii="Consolas" w:hAnsi="Consolas" w:eastAsia="Consolas"/>
+                <w:color w:val="B3261E"/>
+                <w:sz w:val="17"/>
+              </w:rPr>
+              <w:t>creating ACM Certificate (api.mfon21.space): LimitExceededException: Certificate has too many domains</w:t>
+            </w:r>
+            <w:r>
+              <w:rPr>
+                <w:sz w:val="19"/>
+              </w:rPr>
+              <w:t xml:space="preserve">, after 25 retries over about 68 minutes, in </w:t>
+            </w:r>
+            <w:r>
+              <w:rPr>
+                <w:rFonts w:ascii="Consolas" w:hAnsi="Consolas" w:eastAsia="Consolas"/>
+                <w:color w:val="B3261E"/>
+                <w:sz w:val="17"/>
+              </w:rPr>
+              <w:t>module.edge.aws_acm_certificate.cloudfront</w:t>
+            </w:r>
+          </w:p>
+        </w:tc>
+      </w:tr>
+      <w:tr>
+        <w:tc>
+          <w:tcPr>
+            <w:tcW w:type="dxa" w:w="1927"/>
+            <w:shd w:val="clear" w:color="auto" w:fill="F7F8FA"/>
+          </w:tcPr>
+          <w:p>
+            <w:pPr>
+              <w:spacing w:after="40"/>
+            </w:pPr>
+            <w:r>
+              <w:rPr>
+                <w:sz w:val="19"/>
+              </w:rPr>
+              <w:t>Where</w:t>
+            </w:r>
+          </w:p>
+        </w:tc>
+        <w:tc>
+          <w:tcPr>
+            <w:tcW w:type="dxa" w:w="7484"/>
+            <w:shd w:val="clear" w:color="auto" w:fill="F7F8FA"/>
+          </w:tcPr>
+          <w:p>
+            <w:pPr>
+              <w:spacing w:after="40"/>
+            </w:pPr>
+            <w:r>
+              <w:rPr>
+                <w:rFonts w:ascii="Consolas" w:hAnsi="Consolas" w:eastAsia="Consolas"/>
+                <w:color w:val="B3261E"/>
+                <w:sz w:val="17"/>
+              </w:rPr>
+              <w:t>infra/modules/edge/certificates.tf</w:t>
+            </w:r>
+          </w:p>
+        </w:tc>
+      </w:tr>
+      <w:tr>
+        <w:tc>
+          <w:tcPr>
+            <w:tcW w:type="dxa" w:w="1927"/>
+          </w:tcPr>
+          <w:p>
+            <w:pPr>
+              <w:spacing w:after="40"/>
+            </w:pPr>
+            <w:r>
+              <w:rPr>
+                <w:sz w:val="19"/>
+              </w:rPr>
+              <w:t>Root cause</w:t>
+            </w:r>
+          </w:p>
+        </w:tc>
+        <w:tc>
+          <w:tcPr>
+            <w:tcW w:type="dxa" w:w="7484"/>
+          </w:tcPr>
+          <w:p>
+            <w:pPr>
+              <w:spacing w:after="40"/>
+            </w:pPr>
+            <w:r>
+              <w:rPr>
+                <w:sz w:val="19"/>
+              </w:rPr>
+              <w:t xml:space="preserve">The certificate named every host: 4 services x 2 environments, Argo CD, Grafana, </w:t>
+            </w:r>
+            <w:r>
+              <w:rPr>
+                <w:rFonts w:ascii="Consolas" w:hAnsi="Consolas" w:eastAsia="Consolas"/>
+                <w:color w:val="B3261E"/>
+                <w:sz w:val="17"/>
+              </w:rPr>
+              <w:t>api.</w:t>
+            </w:r>
+            <w:r>
+              <w:rPr>
+                <w:sz w:val="19"/>
+              </w:rPr>
+              <w:t xml:space="preserve"> and </w:t>
+            </w:r>
+            <w:r>
+              <w:rPr>
+                <w:rFonts w:ascii="Consolas" w:hAnsi="Consolas" w:eastAsia="Consolas"/>
+                <w:color w:val="B3261E"/>
+                <w:sz w:val="17"/>
+              </w:rPr>
+              <w:t>media.</w:t>
+            </w:r>
+            <w:r>
+              <w:rPr>
+                <w:sz w:val="19"/>
+              </w:rPr>
+              <w:t>, 12 names. ACM allows 10 per certificate by default. The provider treats the error as temporary and retries it for an hour, so the run failed late and slowly.</w:t>
+            </w:r>
+          </w:p>
+        </w:tc>
+      </w:tr>
+      <w:tr>
+        <w:tc>
+          <w:tcPr>
+            <w:tcW w:type="dxa" w:w="1927"/>
+            <w:shd w:val="clear" w:color="auto" w:fill="F7F8FA"/>
+          </w:tcPr>
+          <w:p>
+            <w:pPr>
+              <w:spacing w:after="40"/>
+            </w:pPr>
+            <w:r>
+              <w:rPr>
+                <w:sz w:val="19"/>
+              </w:rPr>
+              <w:t>Fix</w:t>
+            </w:r>
+          </w:p>
+        </w:tc>
+        <w:tc>
+          <w:tcPr>
+            <w:tcW w:type="dxa" w:w="7484"/>
+            <w:shd w:val="clear" w:color="auto" w:fill="F7F8FA"/>
+          </w:tcPr>
+          <w:p>
+            <w:pPr>
+              <w:spacing w:after="40"/>
+            </w:pPr>
+            <w:r>
+              <w:rPr>
+                <w:sz w:val="19"/>
+              </w:rPr>
+              <w:t xml:space="preserve">The certificates name wildcards, derived from the host list: </w:t>
+            </w:r>
+            <w:r>
+              <w:rPr>
+                <w:rFonts w:ascii="Consolas" w:hAnsi="Consolas" w:eastAsia="Consolas"/>
+                <w:color w:val="B3261E"/>
+                <w:sz w:val="17"/>
+              </w:rPr>
+              <w:t>*.mfon21.space</w:t>
+            </w:r>
+            <w:r>
+              <w:rPr>
+                <w:sz w:val="19"/>
+              </w:rPr>
+              <w:t xml:space="preserve"> and </w:t>
+            </w:r>
+            <w:r>
+              <w:rPr>
+                <w:rFonts w:ascii="Consolas" w:hAnsi="Consolas" w:eastAsia="Consolas"/>
+                <w:color w:val="B3261E"/>
+                <w:sz w:val="17"/>
+              </w:rPr>
+              <w:t>*.staging.mfon21.space</w:t>
+            </w:r>
+            <w:r>
+              <w:rPr>
+                <w:sz w:val="19"/>
+              </w:rPr>
+              <w:t>. A new service or environment adds no certificate name.</w:t>
+            </w:r>
+          </w:p>
+        </w:tc>
+      </w:tr>
+      <w:tr>
+        <w:tc>
+          <w:tcPr>
+            <w:tcW w:type="dxa" w:w="1927"/>
+          </w:tcPr>
+          <w:p>
+            <w:pPr>
+              <w:spacing w:after="40"/>
+            </w:pPr>
+            <w:r>
+              <w:rPr>
+                <w:sz w:val="19"/>
+              </w:rPr>
+              <w:t>Guard</w:t>
+            </w:r>
+          </w:p>
+        </w:tc>
+        <w:tc>
+          <w:tcPr>
+            <w:tcW w:type="dxa" w:w="7484"/>
+          </w:tcPr>
+          <w:p>
+            <w:pPr>
+              <w:spacing w:after="40"/>
+            </w:pPr>
+            <w:r>
+              <w:rPr>
+                <w:sz w:val="19"/>
+              </w:rPr>
+              <w:t xml:space="preserve">A </w:t>
+            </w:r>
+            <w:r>
+              <w:rPr>
+                <w:rFonts w:ascii="Consolas" w:hAnsi="Consolas" w:eastAsia="Consolas"/>
+                <w:color w:val="B3261E"/>
+                <w:sz w:val="17"/>
+              </w:rPr>
+              <w:t>precondition</w:t>
+            </w:r>
+            <w:r>
+              <w:rPr>
+                <w:sz w:val="19"/>
+              </w:rPr>
+              <w:t xml:space="preserve"> on each certificate stops the PLAN, with the list of names, if they would ever exceed the quota. (Later, with CloudFront serving only the images, the regional certificate covers the ALB and API Gateway and CloudFront's covers </w:t>
+            </w:r>
+            <w:r>
+              <w:rPr>
+                <w:rFonts w:ascii="Consolas" w:hAnsi="Consolas" w:eastAsia="Consolas"/>
+                <w:color w:val="B3261E"/>
+                <w:sz w:val="17"/>
+              </w:rPr>
+              <w:t>media.</w:t>
+            </w:r>
+            <w:r>
+              <w:rPr>
+                <w:sz w:val="19"/>
+              </w:rPr>
+              <w:t>; both keep the precondition.)</w:t>
+            </w:r>
+          </w:p>
+        </w:tc>
+      </w:tr>
+      <w:tr>
+        <w:tc>
+          <w:tcPr>
+            <w:tcW w:type="dxa" w:w="1927"/>
+            <w:shd w:val="clear" w:color="auto" w:fill="F7F8FA"/>
+          </w:tcPr>
+          <w:p>
+            <w:pPr>
+              <w:spacing w:after="40"/>
+            </w:pPr>
+            <w:r>
+              <w:rPr>
+                <w:sz w:val="19"/>
+              </w:rPr>
+              <w:t>Verified</w:t>
+            </w:r>
+          </w:p>
+        </w:tc>
+        <w:tc>
+          <w:tcPr>
+            <w:tcW w:type="dxa" w:w="7484"/>
+            <w:shd w:val="clear" w:color="auto" w:fill="F7F8FA"/>
+          </w:tcPr>
+          <w:p>
+            <w:pPr>
+              <w:spacing w:after="40"/>
+            </w:pPr>
+            <w:r>
+              <w:rPr>
+                <w:sz w:val="19"/>
+              </w:rPr>
+              <w:t>The naming expression evaluated with all 12 hosts gives the two wildcards; both stacks validate.</w:t>
+            </w:r>
+          </w:p>
+        </w:tc>
+      </w:tr>
+    </w:tbl>
+    <w:p/>
+    <w:p>
+      <w:pPr>
+        <w:pStyle w:val="Heading2"/>
+      </w:pPr>
+      <w:r>
+        <w:t>15. kubectl: You must be logged in to the server</w:t>
+      </w:r>
+    </w:p>
+    <w:tbl>
+      <w:tblPr>
+        <w:tblStyle w:val="TableGrid"/>
+        <w:tblW w:type="auto" w:w="0"/>
+        <w:jc w:val="center"/>
+        <w:tblLayout w:type="fixed"/>
+        <w:tblLook w:firstColumn="1" w:firstRow="1" w:lastColumn="0" w:lastRow="0" w:noHBand="0" w:noVBand="1" w:val="04A0"/>
+        <w:tblLayout w:type="fixed"/>
+      </w:tblPr>
+      <w:tblGrid>
+        <w:gridCol w:w="1927"/>
+        <w:gridCol w:w="7484"/>
+      </w:tblGrid>
+      <w:tr>
+        <w:trPr>
+          <w:tblHeader w:val="true"/>
+        </w:trPr>
+        <w:tc>
+          <w:tcPr>
+            <w:tcW w:type="dxa" w:w="1927"/>
+            <w:shd w:val="clear" w:color="auto" w:fill="232F3E"/>
+          </w:tcPr>
+          <w:p>
+            <w:pPr>
+              <w:spacing w:after="40"/>
+            </w:pPr>
+            <w:r>
+              <w:rPr>
+                <w:b/>
+                <w:color w:val="FFFFFF"/>
+                <w:sz w:val="19"/>
+              </w:rPr>
+            </w:r>
+          </w:p>
+        </w:tc>
+        <w:tc>
+          <w:tcPr>
+            <w:tcW w:type="dxa" w:w="7484"/>
+            <w:shd w:val="clear" w:color="auto" w:fill="232F3E"/>
+          </w:tcPr>
+          <w:p>
+            <w:pPr>
+              <w:spacing w:after="40"/>
+            </w:pPr>
+            <w:r>
+              <w:rPr>
+                <w:b/>
+                <w:color w:val="FFFFFF"/>
+                <w:sz w:val="19"/>
+              </w:rPr>
+              <w:t>Detail</w:t>
+            </w:r>
+          </w:p>
+        </w:tc>
+      </w:tr>
+      <w:tr>
+        <w:tc>
+          <w:tcPr>
+            <w:tcW w:type="dxa" w:w="1927"/>
+          </w:tcPr>
+          <w:p>
+            <w:pPr>
+              <w:spacing w:after="40"/>
+            </w:pPr>
+            <w:r>
+              <w:rPr>
+                <w:sz w:val="19"/>
+              </w:rPr>
+              <w:t>Error</w:t>
+            </w:r>
+          </w:p>
+        </w:tc>
+        <w:tc>
+          <w:tcPr>
+            <w:tcW w:type="dxa" w:w="7484"/>
+          </w:tcPr>
+          <w:p>
+            <w:pPr>
+              <w:spacing w:after="40"/>
+            </w:pPr>
+            <w:r>
+              <w:rPr>
+                <w:rFonts w:ascii="Consolas" w:hAnsi="Consolas" w:eastAsia="Consolas"/>
+                <w:color w:val="B3261E"/>
+                <w:sz w:val="17"/>
+              </w:rPr>
+              <w:t>aws eks update-kubeconfig</w:t>
+            </w:r>
+            <w:r>
+              <w:rPr>
+                <w:sz w:val="19"/>
+              </w:rPr>
+              <w:t xml:space="preserve"> worked, then every </w:t>
+            </w:r>
+            <w:r>
+              <w:rPr>
+                <w:rFonts w:ascii="Consolas" w:hAnsi="Consolas" w:eastAsia="Consolas"/>
+                <w:color w:val="B3261E"/>
+                <w:sz w:val="17"/>
+              </w:rPr>
+              <w:t>kubectl</w:t>
+            </w:r>
+            <w:r>
+              <w:rPr>
+                <w:sz w:val="19"/>
+              </w:rPr>
+              <w:t xml:space="preserve"> call: </w:t>
+            </w:r>
+            <w:r>
+              <w:rPr>
+                <w:rFonts w:ascii="Consolas" w:hAnsi="Consolas" w:eastAsia="Consolas"/>
+                <w:color w:val="B3261E"/>
+                <w:sz w:val="17"/>
+              </w:rPr>
+              <w:t>the server has asked for the client to provide credentials</w:t>
+            </w:r>
+          </w:p>
+        </w:tc>
+      </w:tr>
+      <w:tr>
+        <w:tc>
+          <w:tcPr>
+            <w:tcW w:type="dxa" w:w="1927"/>
+            <w:shd w:val="clear" w:color="auto" w:fill="F7F8FA"/>
+          </w:tcPr>
+          <w:p>
+            <w:pPr>
+              <w:spacing w:after="40"/>
+            </w:pPr>
+            <w:r>
+              <w:rPr>
+                <w:sz w:val="19"/>
+              </w:rPr>
+              <w:t>Where</w:t>
+            </w:r>
+          </w:p>
+        </w:tc>
+        <w:tc>
+          <w:tcPr>
+            <w:tcW w:type="dxa" w:w="7484"/>
+            <w:shd w:val="clear" w:color="auto" w:fill="F7F8FA"/>
+          </w:tcPr>
+          <w:p>
+            <w:pPr>
+              <w:spacing w:after="40"/>
+            </w:pPr>
+            <w:r>
+              <w:rPr>
+                <w:sz w:val="19"/>
+              </w:rPr>
+              <w:t>The cluster's access entries: only the pipeline role, the nodes and the EKS service role</w:t>
+            </w:r>
+          </w:p>
+        </w:tc>
+      </w:tr>
+      <w:tr>
+        <w:tc>
+          <w:tcPr>
+            <w:tcW w:type="dxa" w:w="1927"/>
+          </w:tcPr>
+          <w:p>
+            <w:pPr>
+              <w:spacing w:after="40"/>
+            </w:pPr>
+            <w:r>
+              <w:rPr>
+                <w:sz w:val="19"/>
+              </w:rPr>
+              <w:t>Root cause</w:t>
+            </w:r>
+          </w:p>
+        </w:tc>
+        <w:tc>
+          <w:tcPr>
+            <w:tcW w:type="dxa" w:w="7484"/>
+          </w:tcPr>
+          <w:p>
+            <w:pPr>
+              <w:spacing w:after="40"/>
+            </w:pPr>
+            <w:r>
+              <w:rPr>
+                <w:rFonts w:ascii="Consolas" w:hAnsi="Consolas" w:eastAsia="Consolas"/>
+                <w:color w:val="B3261E"/>
+                <w:sz w:val="17"/>
+              </w:rPr>
+              <w:t>cluster_admin_arns</w:t>
+            </w:r>
+            <w:r>
+              <w:rPr>
+                <w:sz w:val="19"/>
+              </w:rPr>
+              <w:t xml:space="preserve"> defaulted to an empty list and the GitHub variable meant to fill it was never set, so no person got cluster access, and nothing said so.</w:t>
+            </w:r>
+          </w:p>
+        </w:tc>
+      </w:tr>
+      <w:tr>
+        <w:tc>
+          <w:tcPr>
+            <w:tcW w:type="dxa" w:w="1927"/>
+            <w:shd w:val="clear" w:color="auto" w:fill="F7F8FA"/>
+          </w:tcPr>
+          <w:p>
+            <w:pPr>
+              <w:spacing w:after="40"/>
+            </w:pPr>
+            <w:r>
+              <w:rPr>
+                <w:sz w:val="19"/>
+              </w:rPr>
+              <w:t>Fix</w:t>
+            </w:r>
+          </w:p>
+        </w:tc>
+        <w:tc>
+          <w:tcPr>
+            <w:tcW w:type="dxa" w:w="7484"/>
+            <w:shd w:val="clear" w:color="auto" w:fill="F7F8FA"/>
+          </w:tcPr>
+          <w:p>
+            <w:pPr>
+              <w:spacing w:after="40"/>
+            </w:pPr>
+            <w:r>
+              <w:rPr>
+                <w:sz w:val="19"/>
+              </w:rPr>
+              <w:t xml:space="preserve">Live: an access entry with </w:t>
+            </w:r>
+            <w:r>
+              <w:rPr>
+                <w:rFonts w:ascii="Consolas" w:hAnsi="Consolas" w:eastAsia="Consolas"/>
+                <w:color w:val="B3261E"/>
+                <w:sz w:val="17"/>
+              </w:rPr>
+              <w:t>AmazonEKSClusterAdminPolicy</w:t>
+            </w:r>
+            <w:r>
+              <w:rPr>
+                <w:sz w:val="19"/>
+              </w:rPr>
+              <w:t xml:space="preserve"> for </w:t>
+            </w:r>
+            <w:r>
+              <w:rPr>
+                <w:rFonts w:ascii="Consolas" w:hAnsi="Consolas" w:eastAsia="Consolas"/>
+                <w:color w:val="B3261E"/>
+                <w:sz w:val="17"/>
+              </w:rPr>
+              <w:t>user/levelp</w:t>
+            </w:r>
+            <w:r>
+              <w:rPr>
+                <w:sz w:val="19"/>
+              </w:rPr>
+              <w:t xml:space="preserve"> (Terraform adopts it). In code: see 16.</w:t>
+            </w:r>
+          </w:p>
+        </w:tc>
+      </w:tr>
+      <w:tr>
+        <w:tc>
+          <w:tcPr>
+            <w:tcW w:type="dxa" w:w="1927"/>
+          </w:tcPr>
+          <w:p>
+            <w:pPr>
+              <w:spacing w:after="40"/>
+            </w:pPr>
+            <w:r>
+              <w:rPr>
+                <w:sz w:val="19"/>
+              </w:rPr>
+              <w:t>Guard</w:t>
+            </w:r>
+          </w:p>
+        </w:tc>
+        <w:tc>
+          <w:tcPr>
+            <w:tcW w:type="dxa" w:w="7484"/>
+          </w:tcPr>
+          <w:p>
+            <w:pPr>
+              <w:spacing w:after="40"/>
+            </w:pPr>
+            <w:r>
+              <w:rPr>
+                <w:sz w:val="19"/>
+              </w:rPr>
+              <w:t>See 16: the admin is in the code, so a missing variable can no longer leave the cluster without one.</w:t>
+            </w:r>
+          </w:p>
+        </w:tc>
+      </w:tr>
+      <w:tr>
+        <w:tc>
+          <w:tcPr>
+            <w:tcW w:type="dxa" w:w="1927"/>
+            <w:shd w:val="clear" w:color="auto" w:fill="F7F8FA"/>
+          </w:tcPr>
+          <w:p>
+            <w:pPr>
+              <w:spacing w:after="40"/>
+            </w:pPr>
+            <w:r>
+              <w:rPr>
+                <w:sz w:val="19"/>
+              </w:rPr>
+              <w:t>Verified</w:t>
+            </w:r>
+          </w:p>
+        </w:tc>
+        <w:tc>
+          <w:tcPr>
+            <w:tcW w:type="dxa" w:w="7484"/>
+            <w:shd w:val="clear" w:color="auto" w:fill="F7F8FA"/>
+          </w:tcPr>
+          <w:p>
+            <w:pPr>
+              <w:spacing w:after="40"/>
+            </w:pPr>
+            <w:r>
+              <w:rPr>
+                <w:rFonts w:ascii="Consolas" w:hAnsi="Consolas" w:eastAsia="Consolas"/>
+                <w:color w:val="B3261E"/>
+                <w:sz w:val="17"/>
+              </w:rPr>
+              <w:t>kubectl get nodes</w:t>
+            </w:r>
+            <w:r>
+              <w:rPr>
+                <w:sz w:val="19"/>
+              </w:rPr>
+              <w:t xml:space="preserve"> lists the three nodes Ready.</w:t>
+            </w:r>
+          </w:p>
+        </w:tc>
+      </w:tr>
+    </w:tbl>
+    <w:p/>
+    <w:p>
+      <w:pPr>
+        <w:pStyle w:val="Heading2"/>
+      </w:pPr>
+      <w:r>
+        <w:t>16. infra-aws stopped: CLUSTER_ADMIN_ARNS is not set</w:t>
+      </w:r>
+    </w:p>
+    <w:tbl>
+      <w:tblPr>
+        <w:tblStyle w:val="TableGrid"/>
+        <w:tblW w:type="auto" w:w="0"/>
+        <w:jc w:val="center"/>
+        <w:tblLayout w:type="fixed"/>
+        <w:tblLook w:firstColumn="1" w:firstRow="1" w:lastColumn="0" w:lastRow="0" w:noHBand="0" w:noVBand="1" w:val="04A0"/>
+        <w:tblLayout w:type="fixed"/>
+      </w:tblPr>
+      <w:tblGrid>
+        <w:gridCol w:w="1927"/>
+        <w:gridCol w:w="7484"/>
+      </w:tblGrid>
+      <w:tr>
+        <w:trPr>
+          <w:tblHeader w:val="true"/>
+        </w:trPr>
+        <w:tc>
+          <w:tcPr>
+            <w:tcW w:type="dxa" w:w="1927"/>
+            <w:shd w:val="clear" w:color="auto" w:fill="232F3E"/>
+          </w:tcPr>
+          <w:p>
+            <w:pPr>
+              <w:spacing w:after="40"/>
+            </w:pPr>
+            <w:r>
+              <w:rPr>
+                <w:b/>
+                <w:color w:val="FFFFFF"/>
+                <w:sz w:val="19"/>
+              </w:rPr>
+            </w:r>
+          </w:p>
+        </w:tc>
+        <w:tc>
+          <w:tcPr>
+            <w:tcW w:type="dxa" w:w="7484"/>
+            <w:shd w:val="clear" w:color="auto" w:fill="232F3E"/>
+          </w:tcPr>
+          <w:p>
+            <w:pPr>
+              <w:spacing w:after="40"/>
+            </w:pPr>
+            <w:r>
+              <w:rPr>
+                <w:b/>
+                <w:color w:val="FFFFFF"/>
+                <w:sz w:val="19"/>
+              </w:rPr>
+              <w:t>Detail</w:t>
+            </w:r>
+          </w:p>
+        </w:tc>
+      </w:tr>
+      <w:tr>
+        <w:tc>
+          <w:tcPr>
+            <w:tcW w:type="dxa" w:w="1927"/>
+          </w:tcPr>
+          <w:p>
+            <w:pPr>
+              <w:spacing w:after="40"/>
+            </w:pPr>
+            <w:r>
+              <w:rPr>
+                <w:sz w:val="19"/>
+              </w:rPr>
+              <w:t>Error</w:t>
+            </w:r>
+          </w:p>
+        </w:tc>
+        <w:tc>
+          <w:tcPr>
+            <w:tcW w:type="dxa" w:w="7484"/>
+          </w:tcPr>
+          <w:p>
+            <w:pPr>
+              <w:spacing w:after="40"/>
+            </w:pPr>
+            <w:r>
+              <w:rPr>
+                <w:rFonts w:ascii="Consolas" w:hAnsi="Consolas" w:eastAsia="Consolas"/>
+                <w:color w:val="B3261E"/>
+                <w:sz w:val="17"/>
+              </w:rPr>
+              <w:t>Variable CLUSTER_ADMIN_ARNS is not set. Add it ...</w:t>
+            </w:r>
+            <w:r>
+              <w:rPr>
+                <w:sz w:val="19"/>
+              </w:rPr>
+              <w:t>, exit code 1, at the start of the plan job</w:t>
+            </w:r>
+          </w:p>
+        </w:tc>
+      </w:tr>
+      <w:tr>
+        <w:tc>
+          <w:tcPr>
+            <w:tcW w:type="dxa" w:w="1927"/>
+            <w:shd w:val="clear" w:color="auto" w:fill="F7F8FA"/>
+          </w:tcPr>
+          <w:p>
+            <w:pPr>
+              <w:spacing w:after="40"/>
+            </w:pPr>
+            <w:r>
+              <w:rPr>
+                <w:sz w:val="19"/>
+              </w:rPr>
+              <w:t>Where</w:t>
+            </w:r>
+          </w:p>
+        </w:tc>
+        <w:tc>
+          <w:tcPr>
+            <w:tcW w:type="dxa" w:w="7484"/>
+            <w:shd w:val="clear" w:color="auto" w:fill="F7F8FA"/>
+          </w:tcPr>
+          <w:p>
+            <w:pPr>
+              <w:spacing w:after="40"/>
+            </w:pPr>
+            <w:r>
+              <w:rPr>
+                <w:rFonts w:ascii="Consolas" w:hAnsi="Consolas" w:eastAsia="Consolas"/>
+                <w:color w:val="B3261E"/>
+                <w:sz w:val="17"/>
+              </w:rPr>
+              <w:t>.github/workflows/infra-aws.yml</w:t>
+            </w:r>
+            <w:r>
+              <w:rPr>
+                <w:sz w:val="19"/>
+              </w:rPr>
+              <w:t xml:space="preserve"> (Check repository secrets)</w:t>
+            </w:r>
+          </w:p>
+        </w:tc>
+      </w:tr>
+      <w:tr>
+        <w:tc>
+          <w:tcPr>
+            <w:tcW w:type="dxa" w:w="1927"/>
+          </w:tcPr>
+          <w:p>
+            <w:pPr>
+              <w:spacing w:after="40"/>
+            </w:pPr>
+            <w:r>
+              <w:rPr>
+                <w:sz w:val="19"/>
+              </w:rPr>
+              <w:t>Root cause</w:t>
+            </w:r>
+          </w:p>
+        </w:tc>
+        <w:tc>
+          <w:tcPr>
+            <w:tcW w:type="dxa" w:w="7484"/>
+          </w:tcPr>
+          <w:p>
+            <w:pPr>
+              <w:spacing w:after="40"/>
+            </w:pPr>
+            <w:r>
+              <w:rPr>
+                <w:sz w:val="19"/>
+              </w:rPr>
+              <w:t>The first guard for 15 failed the run when the variable was missing. It traded a silent problem for a manual step, which is a setup burden and not a fix.</w:t>
+            </w:r>
+          </w:p>
+        </w:tc>
+      </w:tr>
+      <w:tr>
+        <w:tc>
+          <w:tcPr>
+            <w:tcW w:type="dxa" w:w="1927"/>
+            <w:shd w:val="clear" w:color="auto" w:fill="F7F8FA"/>
+          </w:tcPr>
+          <w:p>
+            <w:pPr>
+              <w:spacing w:after="40"/>
+            </w:pPr>
+            <w:r>
+              <w:rPr>
+                <w:sz w:val="19"/>
+              </w:rPr>
+              <w:t>Fix</w:t>
+            </w:r>
+          </w:p>
+        </w:tc>
+        <w:tc>
+          <w:tcPr>
+            <w:tcW w:type="dxa" w:w="7484"/>
+            <w:shd w:val="clear" w:color="auto" w:fill="F7F8FA"/>
+          </w:tcPr>
+          <w:p>
+            <w:pPr>
+              <w:spacing w:after="40"/>
+            </w:pPr>
+            <w:r>
+              <w:rPr>
+                <w:sz w:val="19"/>
+              </w:rPr>
+              <w:t xml:space="preserve">The admin is the default of </w:t>
+            </w:r>
+            <w:r>
+              <w:rPr>
+                <w:rFonts w:ascii="Consolas" w:hAnsi="Consolas" w:eastAsia="Consolas"/>
+                <w:color w:val="B3261E"/>
+                <w:sz w:val="17"/>
+              </w:rPr>
+              <w:t>cluster_admin_arns</w:t>
+            </w:r>
+            <w:r>
+              <w:rPr>
+                <w:sz w:val="19"/>
+              </w:rPr>
+              <w:t xml:space="preserve"> in </w:t>
+            </w:r>
+            <w:r>
+              <w:rPr>
+                <w:rFonts w:ascii="Consolas" w:hAnsi="Consolas" w:eastAsia="Consolas"/>
+                <w:color w:val="B3261E"/>
+                <w:sz w:val="17"/>
+              </w:rPr>
+              <w:t>infra/aws/variables.tf</w:t>
+            </w:r>
+            <w:r>
+              <w:rPr>
+                <w:sz w:val="19"/>
+              </w:rPr>
+              <w:t xml:space="preserve"> (</w:t>
+            </w:r>
+            <w:r>
+              <w:rPr>
+                <w:rFonts w:ascii="Consolas" w:hAnsi="Consolas" w:eastAsia="Consolas"/>
+                <w:color w:val="B3261E"/>
+                <w:sz w:val="17"/>
+              </w:rPr>
+              <w:t>user/levelp</w:t>
+            </w:r>
+            <w:r>
+              <w:rPr>
+                <w:sz w:val="19"/>
+              </w:rPr>
+              <w:t>). The variable is optional: when set, it replaces the default, and the run checks that it is a JSON list of strings.</w:t>
+            </w:r>
+          </w:p>
+        </w:tc>
+      </w:tr>
+      <w:tr>
+        <w:tc>
+          <w:tcPr>
+            <w:tcW w:type="dxa" w:w="1927"/>
+          </w:tcPr>
+          <w:p>
+            <w:pPr>
+              <w:spacing w:after="40"/>
+            </w:pPr>
+            <w:r>
+              <w:rPr>
+                <w:sz w:val="19"/>
+              </w:rPr>
+              <w:t>Guard</w:t>
+            </w:r>
+          </w:p>
+        </w:tc>
+        <w:tc>
+          <w:tcPr>
+            <w:tcW w:type="dxa" w:w="7484"/>
+          </w:tcPr>
+          <w:p>
+            <w:pPr>
+              <w:spacing w:after="40"/>
+            </w:pPr>
+            <w:r>
+              <w:rPr>
+                <w:sz w:val="19"/>
+              </w:rPr>
+              <w:t>Nothing to set up for the common case; a malformed override still stops the run with the reason.</w:t>
+            </w:r>
+          </w:p>
+        </w:tc>
+      </w:tr>
+      <w:tr>
+        <w:tc>
+          <w:tcPr>
+            <w:tcW w:type="dxa" w:w="1927"/>
+            <w:shd w:val="clear" w:color="auto" w:fill="F7F8FA"/>
+          </w:tcPr>
+          <w:p>
+            <w:pPr>
+              <w:spacing w:after="40"/>
+            </w:pPr>
+            <w:r>
+              <w:rPr>
+                <w:sz w:val="19"/>
+              </w:rPr>
+              <w:t>Verified</w:t>
+            </w:r>
+          </w:p>
+        </w:tc>
+        <w:tc>
+          <w:tcPr>
+            <w:tcW w:type="dxa" w:w="7484"/>
+            <w:shd w:val="clear" w:color="auto" w:fill="F7F8FA"/>
+          </w:tcPr>
+          <w:p>
+            <w:pPr>
+              <w:spacing w:after="40"/>
+            </w:pPr>
+            <w:r>
+              <w:rPr>
+                <w:sz w:val="19"/>
+              </w:rPr>
+              <w:t>actionlint; the aws stack validates.</w:t>
+            </w:r>
+          </w:p>
+        </w:tc>
+      </w:tr>
+    </w:tbl>
+    <w:p/>
+    <w:p>
+      <w:pPr>
+        <w:pStyle w:val="Heading2"/>
+      </w:pPr>
+      <w:r>
+        <w:t>17. A canary that waits forever after the rebuild</w:t>
+      </w:r>
+    </w:p>
+    <w:tbl>
+      <w:tblPr>
+        <w:tblStyle w:val="TableGrid"/>
+        <w:tblW w:type="auto" w:w="0"/>
+        <w:jc w:val="center"/>
+        <w:tblLayout w:type="fixed"/>
+        <w:tblLook w:firstColumn="1" w:firstRow="1" w:lastColumn="0" w:lastRow="0" w:noHBand="0" w:noVBand="1" w:val="04A0"/>
+        <w:tblLayout w:type="fixed"/>
+      </w:tblPr>
+      <w:tblGrid>
+        <w:gridCol w:w="1927"/>
+        <w:gridCol w:w="7484"/>
+      </w:tblGrid>
+      <w:tr>
+        <w:trPr>
+          <w:tblHeader w:val="true"/>
+        </w:trPr>
+        <w:tc>
+          <w:tcPr>
+            <w:tcW w:type="dxa" w:w="1927"/>
+            <w:shd w:val="clear" w:color="auto" w:fill="232F3E"/>
+          </w:tcPr>
+          <w:p>
+            <w:pPr>
+              <w:spacing w:after="40"/>
+            </w:pPr>
+            <w:r>
+              <w:rPr>
+                <w:b/>
+                <w:color w:val="FFFFFF"/>
+                <w:sz w:val="19"/>
+              </w:rPr>
+            </w:r>
+          </w:p>
+        </w:tc>
+        <w:tc>
+          <w:tcPr>
+            <w:tcW w:type="dxa" w:w="7484"/>
+            <w:shd w:val="clear" w:color="auto" w:fill="232F3E"/>
+          </w:tcPr>
+          <w:p>
+            <w:pPr>
+              <w:spacing w:after="40"/>
+            </w:pPr>
+            <w:r>
+              <w:rPr>
+                <w:b/>
+                <w:color w:val="FFFFFF"/>
+                <w:sz w:val="19"/>
+              </w:rPr>
+              <w:t>Detail</w:t>
+            </w:r>
+          </w:p>
+        </w:tc>
+      </w:tr>
+      <w:tr>
+        <w:tc>
+          <w:tcPr>
+            <w:tcW w:type="dxa" w:w="1927"/>
+          </w:tcPr>
+          <w:p>
+            <w:pPr>
+              <w:spacing w:after="40"/>
+            </w:pPr>
+            <w:r>
+              <w:rPr>
+                <w:sz w:val="19"/>
+              </w:rPr>
+              <w:t>Error</w:t>
+            </w:r>
+          </w:p>
+        </w:tc>
+        <w:tc>
+          <w:tcPr>
+            <w:tcW w:type="dxa" w:w="7484"/>
+          </w:tcPr>
+          <w:p>
+            <w:pPr>
+              <w:spacing w:after="40"/>
+            </w:pPr>
+            <w:r>
+              <w:rPr>
+                <w:sz w:val="19"/>
+              </w:rPr>
+              <w:t xml:space="preserve">Argo CD: </w:t>
+            </w:r>
+            <w:r>
+              <w:rPr>
+                <w:rFonts w:ascii="Consolas" w:hAnsi="Consolas" w:eastAsia="Consolas"/>
+                <w:color w:val="B3261E"/>
+                <w:sz w:val="17"/>
+              </w:rPr>
+              <w:t>accounts-staging</w:t>
+            </w:r>
+            <w:r>
+              <w:rPr>
+                <w:sz w:val="19"/>
+              </w:rPr>
+              <w:t xml:space="preserve"> Synced but </w:t>
+            </w:r>
+            <w:r>
+              <w:rPr>
+                <w:i/>
+                <w:sz w:val="19"/>
+              </w:rPr>
+              <w:t>Progressing</w:t>
+            </w:r>
+            <w:r>
+              <w:rPr>
+                <w:sz w:val="19"/>
+              </w:rPr>
+              <w:t xml:space="preserve"> for good; production </w:t>
+            </w:r>
+            <w:r>
+              <w:rPr>
+                <w:i/>
+                <w:sz w:val="19"/>
+              </w:rPr>
+              <w:t>Degraded</w:t>
+            </w:r>
+            <w:r>
+              <w:rPr>
+                <w:sz w:val="19"/>
+              </w:rPr>
+              <w:t xml:space="preserve">: </w:t>
+            </w:r>
+            <w:r>
+              <w:rPr>
+                <w:rFonts w:ascii="Consolas" w:hAnsi="Consolas" w:eastAsia="Consolas"/>
+                <w:color w:val="B3261E"/>
+                <w:sz w:val="17"/>
+              </w:rPr>
+              <w:t>admission webhook ... denied the request: Policy agripulse-signed-images ... MANIFEST_UNKNOWN: Requested image not found</w:t>
+            </w:r>
+          </w:p>
+        </w:tc>
+      </w:tr>
+      <w:tr>
+        <w:tc>
+          <w:tcPr>
+            <w:tcW w:type="dxa" w:w="1927"/>
+            <w:shd w:val="clear" w:color="auto" w:fill="F7F8FA"/>
+          </w:tcPr>
+          <w:p>
+            <w:pPr>
+              <w:spacing w:after="40"/>
+            </w:pPr>
+            <w:r>
+              <w:rPr>
+                <w:sz w:val="19"/>
+              </w:rPr>
+              <w:t>Where</w:t>
+            </w:r>
+          </w:p>
+        </w:tc>
+        <w:tc>
+          <w:tcPr>
+            <w:tcW w:type="dxa" w:w="7484"/>
+            <w:shd w:val="clear" w:color="auto" w:fill="F7F8FA"/>
+          </w:tcPr>
+          <w:p>
+            <w:pPr>
+              <w:spacing w:after="40"/>
+            </w:pPr>
+            <w:r>
+              <w:rPr>
+                <w:rFonts w:ascii="Consolas" w:hAnsi="Consolas" w:eastAsia="Consolas"/>
+                <w:color w:val="B3261E"/>
+                <w:sz w:val="17"/>
+              </w:rPr>
+              <w:t>gitops/services/&lt;service&gt;/staging.yaml</w:t>
+            </w:r>
+            <w:r>
+              <w:rPr>
+                <w:sz w:val="19"/>
+              </w:rPr>
+              <w:t xml:space="preserve"> and </w:t>
+            </w:r>
+            <w:r>
+              <w:rPr>
+                <w:rFonts w:ascii="Consolas" w:hAnsi="Consolas" w:eastAsia="Consolas"/>
+                <w:color w:val="B3261E"/>
+                <w:sz w:val="17"/>
+              </w:rPr>
+              <w:t>production.yaml</w:t>
+            </w:r>
+            <w:r>
+              <w:rPr>
+                <w:sz w:val="19"/>
+              </w:rPr>
+              <w:t>; Argo Rollouts</w:t>
+            </w:r>
+          </w:p>
+        </w:tc>
+      </w:tr>
+      <w:tr>
+        <w:tc>
+          <w:tcPr>
+            <w:tcW w:type="dxa" w:w="1927"/>
+          </w:tcPr>
+          <w:p>
+            <w:pPr>
+              <w:spacing w:after="40"/>
+            </w:pPr>
+            <w:r>
+              <w:rPr>
+                <w:sz w:val="19"/>
+              </w:rPr>
+              <w:t>Root cause</w:t>
+            </w:r>
+          </w:p>
+        </w:tc>
+        <w:tc>
+          <w:tcPr>
+            <w:tcW w:type="dxa" w:w="7484"/>
+          </w:tcPr>
+          <w:p>
+            <w:pPr>
+              <w:spacing w:after="40"/>
+            </w:pPr>
+            <w:r>
+              <w:rPr>
+                <w:b/>
+                <w:sz w:val="19"/>
+              </w:rPr>
+              <w:t>destroy</w:t>
+            </w:r>
+            <w:r>
+              <w:rPr>
+                <w:sz w:val="19"/>
+              </w:rPr>
+              <w:t xml:space="preserve"> deleted ECR and every image in it, but Git still named the old images (</w:t>
+            </w:r>
+            <w:r>
+              <w:rPr>
+                <w:rFonts w:ascii="Consolas" w:hAnsi="Consolas" w:eastAsia="Consolas"/>
+                <w:color w:val="B3261E"/>
+                <w:sz w:val="17"/>
+              </w:rPr>
+              <w:t>r3-...</w:t>
+            </w:r>
+            <w:r>
+              <w:rPr>
+                <w:sz w:val="19"/>
+              </w:rPr>
+              <w:t xml:space="preserve">). The new cluster's Argo CD deployed them first; Kyverno rightly refused images it could not find. Argo Rollouts marks a first deployment as the stable version, so the never-running </w:t>
+            </w:r>
+            <w:r>
+              <w:rPr>
+                <w:rFonts w:ascii="Consolas" w:hAnsi="Consolas" w:eastAsia="Consolas"/>
+                <w:color w:val="B3261E"/>
+                <w:sz w:val="17"/>
+              </w:rPr>
+              <w:t>r3</w:t>
+            </w:r>
+            <w:r>
+              <w:rPr>
+                <w:sz w:val="19"/>
+              </w:rPr>
+              <w:t xml:space="preserve"> became stable, and every new canary (</w:t>
+            </w:r>
+            <w:r>
+              <w:rPr>
+                <w:rFonts w:ascii="Consolas" w:hAnsi="Consolas" w:eastAsia="Consolas"/>
+                <w:color w:val="B3261E"/>
+                <w:sz w:val="17"/>
+              </w:rPr>
+              <w:t>r5</w:t>
+            </w:r>
+            <w:r>
+              <w:rPr>
+                <w:sz w:val="19"/>
+              </w:rPr>
+              <w:t>) waited for that stable version, which would never start.</w:t>
+            </w:r>
+          </w:p>
+        </w:tc>
+      </w:tr>
+      <w:tr>
+        <w:tc>
+          <w:tcPr>
+            <w:tcW w:type="dxa" w:w="1927"/>
+            <w:shd w:val="clear" w:color="auto" w:fill="F7F8FA"/>
+          </w:tcPr>
+          <w:p>
+            <w:pPr>
+              <w:spacing w:after="40"/>
+            </w:pPr>
+            <w:r>
+              <w:rPr>
+                <w:sz w:val="19"/>
+              </w:rPr>
+              <w:t>Fix</w:t>
+            </w:r>
+          </w:p>
+        </w:tc>
+        <w:tc>
+          <w:tcPr>
+            <w:tcW w:type="dxa" w:w="7484"/>
+            <w:shd w:val="clear" w:color="auto" w:fill="F7F8FA"/>
+          </w:tcPr>
+          <w:p>
+            <w:pPr>
+              <w:spacing w:after="40"/>
+            </w:pPr>
+            <w:r>
+              <w:rPr>
+                <w:sz w:val="19"/>
+              </w:rPr>
+              <w:t>Live: the staging rollouts were promoted in full (</w:t>
+            </w:r>
+            <w:r>
+              <w:rPr>
+                <w:rFonts w:ascii="Consolas" w:hAnsi="Consolas" w:eastAsia="Consolas"/>
+                <w:color w:val="B3261E"/>
+                <w:sz w:val="17"/>
+              </w:rPr>
+              <w:t>status.promoteFull</w:t>
+            </w:r>
+            <w:r>
+              <w:rPr>
+                <w:sz w:val="19"/>
+              </w:rPr>
+              <w:t>); production by the same command. In code, the two guards below.</w:t>
+            </w:r>
+          </w:p>
+        </w:tc>
+      </w:tr>
+      <w:tr>
+        <w:tc>
+          <w:tcPr>
+            <w:tcW w:type="dxa" w:w="1927"/>
+          </w:tcPr>
+          <w:p>
+            <w:pPr>
+              <w:spacing w:after="40"/>
+            </w:pPr>
+            <w:r>
+              <w:rPr>
+                <w:sz w:val="19"/>
+              </w:rPr>
+              <w:t>Guard</w:t>
+            </w:r>
+          </w:p>
+        </w:tc>
+        <w:tc>
+          <w:tcPr>
+            <w:tcW w:type="dxa" w:w="7484"/>
+          </w:tcPr>
+          <w:p>
+            <w:pPr>
+              <w:spacing w:after="40"/>
+            </w:pPr>
+            <w:r>
+              <w:rPr>
+                <w:b/>
+                <w:sz w:val="19"/>
+              </w:rPr>
+              <w:t>destroy</w:t>
+            </w:r>
+            <w:r>
+              <w:rPr>
+                <w:sz w:val="19"/>
+              </w:rPr>
+              <w:t xml:space="preserve"> resets every image reference in Git to the placeholder when it deletes the images, so Git never names an image that does not exist (the chart then says "No &lt;service&gt; image has been built yet"). The deploy step (</w:t>
+            </w:r>
+            <w:r>
+              <w:rPr>
+                <w:rFonts w:ascii="Consolas" w:hAnsi="Consolas" w:eastAsia="Consolas"/>
+                <w:color w:val="B3261E"/>
+                <w:sz w:val="17"/>
+              </w:rPr>
+              <w:t>.github/actions/gitops-deploy</w:t>
+            </w:r>
+            <w:r>
+              <w:rPr>
+                <w:sz w:val="19"/>
+              </w:rPr>
+              <w:t>) promotes a release in full when the stable version has had no ready pod for 90 seconds: a canary protects a working version, and there is none.</w:t>
+            </w:r>
+          </w:p>
+        </w:tc>
+      </w:tr>
+      <w:tr>
+        <w:tc>
+          <w:tcPr>
+            <w:tcW w:type="dxa" w:w="1927"/>
+            <w:shd w:val="clear" w:color="auto" w:fill="F7F8FA"/>
+          </w:tcPr>
+          <w:p>
+            <w:pPr>
+              <w:spacing w:after="40"/>
+            </w:pPr>
+            <w:r>
+              <w:rPr>
+                <w:sz w:val="19"/>
+              </w:rPr>
+              <w:t>Verified</w:t>
+            </w:r>
+          </w:p>
+        </w:tc>
+        <w:tc>
+          <w:tcPr>
+            <w:tcW w:type="dxa" w:w="7484"/>
+            <w:shd w:val="clear" w:color="auto" w:fill="F7F8FA"/>
+          </w:tcPr>
+          <w:p>
+            <w:pPr>
+              <w:spacing w:after="40"/>
+            </w:pPr>
+            <w:r>
+              <w:rPr>
+                <w:sz w:val="19"/>
+              </w:rPr>
+              <w:t>After the promotion the three staging Applications were Synced and Healthy; actionlint.</w:t>
+            </w:r>
+          </w:p>
+        </w:tc>
+      </w:tr>
+    </w:tbl>
+    <w:p/>
+    <w:p>
+      <w:r>
+        <w:t xml:space="preserve">The same day, the service pipelines were simplified: one </w:t>
+      </w:r>
+      <w:r>
+        <w:rPr>
+          <w:b/>
+        </w:rPr>
+        <w:t>app</w:t>
+      </w:r>
+      <w:r>
+        <w:t xml:space="preserve"> workflow builds only the services a push changed (one parallel job each) and deploys them to staging in one commit; </w:t>
+      </w:r>
+      <w:r>
+        <w:rPr>
+          <w:b/>
+        </w:rPr>
+        <w:t>promote</w:t>
+      </w:r>
+      <w:r>
+        <w:t xml:space="preserve"> commits what staging runs for production after approval, and production changes only when a person presses </w:t>
+      </w:r>
+      <w:r>
+        <w:rPr>
+          <w:b/>
+        </w:rPr>
+        <w:t>SYNC</w:t>
+      </w:r>
+      <w:r>
+        <w:t xml:space="preserve"> in Argo CD.</w:t>
+      </w:r>
+    </w:p>
     <w:p>
       <w:r>
         <w:br w:type="page"/>
@@ -7717,6 +9636,61 @@
           </w:p>
         </w:tc>
       </w:tr>
+      <w:tr>
+        <w:tc>
+          <w:tcPr>
+            <w:tcW w:type="dxa" w:w="1814"/>
+            <w:shd w:val="clear" w:color="auto" w:fill="F7F8FA"/>
+          </w:tcPr>
+          <w:p>
+            <w:pPr>
+              <w:spacing w:after="40"/>
+            </w:pPr>
+            <w:r>
+              <w:rPr>
+                <w:sz w:val="19"/>
+              </w:rPr>
+              <w:t>(Terraform preconditions)</w:t>
+            </w:r>
+          </w:p>
+        </w:tc>
+        <w:tc>
+          <w:tcPr>
+            <w:tcW w:type="dxa" w:w="3288"/>
+            <w:shd w:val="clear" w:color="auto" w:fill="F7F8FA"/>
+          </w:tcPr>
+          <w:p>
+            <w:pPr>
+              <w:spacing w:after="40"/>
+            </w:pPr>
+            <w:r>
+              <w:rPr>
+                <w:rFonts w:ascii="Consolas" w:hAnsi="Consolas" w:eastAsia="Consolas"/>
+                <w:color w:val="B3261E"/>
+                <w:sz w:val="17"/>
+              </w:rPr>
+              <w:t>terraform plan</w:t>
+            </w:r>
+          </w:p>
+        </w:tc>
+        <w:tc>
+          <w:tcPr>
+            <w:tcW w:type="dxa" w:w="4309"/>
+            <w:shd w:val="clear" w:color="auto" w:fill="F7F8FA"/>
+          </w:tcPr>
+          <w:p>
+            <w:pPr>
+              <w:spacing w:after="40"/>
+            </w:pPr>
+            <w:r>
+              <w:rPr>
+                <w:sz w:val="19"/>
+              </w:rPr>
+              <w:t>Certificates with more names than ACM allows (14)</w:t>
+            </w:r>
+          </w:p>
+        </w:tc>
+      </w:tr>
     </w:tbl>
     <w:p/>
     <w:p>
@@ -7802,7 +9776,21 @@
         <w:t>A safe teardown</w:t>
       </w:r>
       <w:r>
-        <w:t>: idempotent clean-up and a check that nothing is left in the platform state.</w:t>
+        <w:t>: idempotent clean-up, a check that nothing is left in the platform state, and the image references in Git reset to the placeholder (17).</w:t>
+      </w:r>
+    </w:p>
+    <w:p>
+      <w:pPr>
+        <w:pStyle w:val="ListBullet"/>
+      </w:pPr>
+      <w:r>
+        <w:rPr>
+          <w:b/>
+        </w:rPr>
+        <w:t>Canary self-heal</w:t>
+      </w:r>
+      <w:r>
+        <w:t xml:space="preserve"> in the deploy step: a release whose stable version has no running pod is promoted in full (17).</w:t>
       </w:r>
     </w:p>
     <w:p>
@@ -7880,7 +9868,7 @@
         <w:t>aws-waf-logs-agripulse-edge</w:t>
       </w:r>
       <w:r>
-        <w:t xml:space="preserve"> (us-east-1).</w:t>
+        <w:t xml:space="preserve"> (eu-west-2).</w:t>
       </w:r>
     </w:p>
     <w:sectPr>
